--- a/docs/definitions.docx
+++ b/docs/definitions.docx
@@ -24,12 +24,12 @@
       <w:tblGrid>
         <w:gridCol w:w="1010"/>
         <w:gridCol w:w="826"/>
-        <w:gridCol w:w="2458"/>
+        <w:gridCol w:w="2416"/>
         <w:gridCol w:w="680"/>
-        <w:gridCol w:w="1129"/>
+        <w:gridCol w:w="1281"/>
         <w:gridCol w:w="2427"/>
-        <w:gridCol w:w="1136"/>
-        <w:gridCol w:w="4596"/>
+        <w:gridCol w:w="1126"/>
+        <w:gridCol w:w="4511"/>
       </w:tblGrid>
       <w:tr>
         <w:trPr>
@@ -147,7 +147,7 @@
         </w:tc>
         <w:tc>
           <w:tcPr>
-            <w:tcW w:w="0" w:type="auto"/>
+            <w:tcW w:w="1281" w:type="dxa"/>
           </w:tcPr>
           <w:p>
             <w:pPr>
@@ -175,7 +175,7 @@
         </w:tc>
         <w:tc>
           <w:tcPr>
-            <w:tcW w:w="0" w:type="auto"/>
+            <w:tcW w:w="2364" w:type="dxa"/>
           </w:tcPr>
           <w:p>
             <w:pPr>
@@ -342,7 +342,7 @@
         </w:tc>
         <w:tc>
           <w:tcPr>
-            <w:tcW w:w="0" w:type="auto"/>
+            <w:tcW w:w="1281" w:type="dxa"/>
             <w:shd w:val="clear" w:color="auto" w:fill="F2F2F2" w:themeFill="background1" w:themeFillShade="F2"/>
           </w:tcPr>
           <w:p>
@@ -360,7 +360,7 @@
         </w:tc>
         <w:tc>
           <w:tcPr>
-            <w:tcW w:w="0" w:type="auto"/>
+            <w:tcW w:w="2364" w:type="dxa"/>
           </w:tcPr>
           <w:p>
             <w:pPr>
@@ -515,7 +515,7 @@
         </w:tc>
         <w:tc>
           <w:tcPr>
-            <w:tcW w:w="0" w:type="auto"/>
+            <w:tcW w:w="1281" w:type="dxa"/>
             <w:shd w:val="clear" w:color="auto" w:fill="F2F2F2" w:themeFill="background1" w:themeFillShade="F2"/>
           </w:tcPr>
           <w:p>
@@ -533,7 +533,7 @@
         </w:tc>
         <w:tc>
           <w:tcPr>
-            <w:tcW w:w="0" w:type="auto"/>
+            <w:tcW w:w="2364" w:type="dxa"/>
           </w:tcPr>
           <w:p>
             <w:pPr>
@@ -688,7 +688,7 @@
         </w:tc>
         <w:tc>
           <w:tcPr>
-            <w:tcW w:w="0" w:type="auto"/>
+            <w:tcW w:w="1281" w:type="dxa"/>
             <w:shd w:val="clear" w:color="auto" w:fill="F2F2F2" w:themeFill="background1" w:themeFillShade="F2"/>
           </w:tcPr>
           <w:p>
@@ -706,7 +706,7 @@
         </w:tc>
         <w:tc>
           <w:tcPr>
-            <w:tcW w:w="0" w:type="auto"/>
+            <w:tcW w:w="2364" w:type="dxa"/>
           </w:tcPr>
           <w:p>
             <w:pPr>
@@ -861,7 +861,7 @@
         </w:tc>
         <w:tc>
           <w:tcPr>
-            <w:tcW w:w="0" w:type="auto"/>
+            <w:tcW w:w="1281" w:type="dxa"/>
             <w:shd w:val="clear" w:color="auto" w:fill="F2F2F2" w:themeFill="background1" w:themeFillShade="F2"/>
           </w:tcPr>
           <w:p>
@@ -879,7 +879,7 @@
         </w:tc>
         <w:tc>
           <w:tcPr>
-            <w:tcW w:w="0" w:type="auto"/>
+            <w:tcW w:w="2364" w:type="dxa"/>
           </w:tcPr>
           <w:p>
             <w:pPr>
@@ -1034,7 +1034,7 @@
         </w:tc>
         <w:tc>
           <w:tcPr>
-            <w:tcW w:w="0" w:type="auto"/>
+            <w:tcW w:w="1281" w:type="dxa"/>
             <w:shd w:val="clear" w:color="auto" w:fill="F2F2F2" w:themeFill="background1" w:themeFillShade="F2"/>
           </w:tcPr>
           <w:p>
@@ -1052,7 +1052,7 @@
         </w:tc>
         <w:tc>
           <w:tcPr>
-            <w:tcW w:w="0" w:type="auto"/>
+            <w:tcW w:w="2364" w:type="dxa"/>
           </w:tcPr>
           <w:p>
             <w:pPr>
@@ -1249,7 +1249,7 @@
         </w:tc>
         <w:tc>
           <w:tcPr>
-            <w:tcW w:w="0" w:type="auto"/>
+            <w:tcW w:w="1281" w:type="dxa"/>
           </w:tcPr>
           <w:p>
             <w:pPr>
@@ -1280,7 +1280,7 @@
         </w:tc>
         <w:tc>
           <w:tcPr>
-            <w:tcW w:w="0" w:type="auto"/>
+            <w:tcW w:w="2364" w:type="dxa"/>
           </w:tcPr>
           <w:p>
             <w:pPr>
@@ -1426,7 +1426,7 @@
         </w:tc>
         <w:tc>
           <w:tcPr>
-            <w:tcW w:w="0" w:type="auto"/>
+            <w:tcW w:w="1281" w:type="dxa"/>
             <w:shd w:val="clear" w:color="auto" w:fill="F2F2F2" w:themeFill="background1" w:themeFillShade="F2"/>
           </w:tcPr>
           <w:p>
@@ -1442,7 +1442,7 @@
         </w:tc>
         <w:tc>
           <w:tcPr>
-            <w:tcW w:w="0" w:type="auto"/>
+            <w:tcW w:w="2364" w:type="dxa"/>
           </w:tcPr>
           <w:p>
             <w:pPr>
@@ -1649,7 +1649,7 @@
         </w:tc>
         <w:tc>
           <w:tcPr>
-            <w:tcW w:w="0" w:type="auto"/>
+            <w:tcW w:w="1281" w:type="dxa"/>
             <w:shd w:val="clear" w:color="auto" w:fill="F2F2F2" w:themeFill="background1" w:themeFillShade="F2"/>
           </w:tcPr>
           <w:p>
@@ -1665,7 +1665,7 @@
         </w:tc>
         <w:tc>
           <w:tcPr>
-            <w:tcW w:w="0" w:type="auto"/>
+            <w:tcW w:w="2364" w:type="dxa"/>
           </w:tcPr>
           <w:p>
             <w:pPr>
@@ -1915,7 +1915,7 @@
         </w:tc>
         <w:tc>
           <w:tcPr>
-            <w:tcW w:w="0" w:type="auto"/>
+            <w:tcW w:w="1281" w:type="dxa"/>
           </w:tcPr>
           <w:p>
             <w:pPr>
@@ -1941,7 +1941,7 @@
         </w:tc>
         <w:tc>
           <w:tcPr>
-            <w:tcW w:w="0" w:type="auto"/>
+            <w:tcW w:w="2364" w:type="dxa"/>
           </w:tcPr>
           <w:p>
             <w:pPr>
@@ -2170,7 +2170,7 @@
         </w:tc>
         <w:tc>
           <w:tcPr>
-            <w:tcW w:w="0" w:type="auto"/>
+            <w:tcW w:w="1281" w:type="dxa"/>
           </w:tcPr>
           <w:p>
             <w:pPr>
@@ -2248,7 +2248,7 @@
         </w:tc>
         <w:tc>
           <w:tcPr>
-            <w:tcW w:w="0" w:type="auto"/>
+            <w:tcW w:w="2364" w:type="dxa"/>
           </w:tcPr>
           <w:p>
             <w:pPr>
@@ -2431,16 +2431,7 @@
                 <w:szCs w:val="20"/>
                 <w:lang w:val="en-GB"/>
               </w:rPr>
-              <w:t xml:space="preserve">number of </w:t>
-            </w:r>
-            <w:r>
-              <w:rPr>
-                <w:rFonts w:ascii="Cambria Math" w:hAnsi="Cambria Math"/>
-                <w:sz w:val="20"/>
-                <w:szCs w:val="20"/>
-                <w:lang w:val="en-GB"/>
-              </w:rPr>
-              <w:t xml:space="preserve">cycle weeks </w:t>
+              <w:t xml:space="preserve">number of cycle weeks </w:t>
             </w:r>
             <w:r>
               <w:rPr>
@@ -2489,7 +2480,7 @@
         </w:tc>
         <w:tc>
           <w:tcPr>
-            <w:tcW w:w="0" w:type="auto"/>
+            <w:tcW w:w="1281" w:type="dxa"/>
           </w:tcPr>
           <w:p>
             <w:pPr>
@@ -2517,7 +2508,7 @@
         </w:tc>
         <w:tc>
           <w:tcPr>
-            <w:tcW w:w="0" w:type="auto"/>
+            <w:tcW w:w="2364" w:type="dxa"/>
           </w:tcPr>
           <w:p>
             <w:pPr>
@@ -2679,6 +2670,25 @@
                 <w:lang w:val="en-GB"/>
               </w:rPr>
               <w:t>number of cycles</w:t>
+            </w:r>
+            <w:r>
+              <w:rPr>
+                <w:rFonts w:ascii="Cambria Math" w:eastAsia="Aptos" w:hAnsi="Cambria Math" w:cs="Times New Roman"/>
+                <w:sz w:val="20"/>
+                <w:szCs w:val="20"/>
+                <w:lang w:val="en-GB"/>
+              </w:rPr>
+              <w:t xml:space="preserve"> </w:t>
+            </w:r>
+            <w:r>
+              <w:rPr>
+                <w:rFonts w:ascii="Cambria Math" w:eastAsia="Aptos" w:hAnsi="Cambria Math" w:cs="Times New Roman"/>
+                <w:sz w:val="20"/>
+                <w:szCs w:val="20"/>
+                <w:lang w:val="en-GB"/>
+              </w:rPr>
+              <w:br/>
+              <w:t>(empty shell)</w:t>
             </w:r>
           </w:p>
         </w:tc>
@@ -2715,7 +2725,7 @@
         </w:tc>
         <w:tc>
           <w:tcPr>
-            <w:tcW w:w="0" w:type="auto"/>
+            <w:tcW w:w="1281" w:type="dxa"/>
           </w:tcPr>
           <w:p>
             <w:pPr>
@@ -2746,7 +2756,7 @@
         </w:tc>
         <w:tc>
           <w:tcPr>
-            <w:tcW w:w="0" w:type="auto"/>
+            <w:tcW w:w="2364" w:type="dxa"/>
           </w:tcPr>
           <w:p>
             <w:pPr>
@@ -2951,17 +2961,7 @@
                         <w:szCs w:val="20"/>
                         <w:lang w:val="en-GB"/>
                       </w:rPr>
-                      <m:t>c</m:t>
-                    </m:r>
-                    <m:r>
-                      <w:rPr>
-                        <w:rFonts w:ascii="Cambria Math" w:eastAsia="Aptos" w:hAnsi="Cambria Math" w:cs="Times New Roman"/>
-                        <w:color w:val="0070C0"/>
-                        <w:sz w:val="20"/>
-                        <w:szCs w:val="20"/>
-                        <w:lang w:val="en-GB"/>
-                      </w:rPr>
-                      <m:t>,</m:t>
+                      <m:t>c,</m:t>
                     </m:r>
                     <m:r>
                       <w:rPr>
@@ -2992,7 +2992,7 @@
         </w:tc>
         <w:tc>
           <w:tcPr>
-            <w:tcW w:w="0" w:type="auto"/>
+            <w:tcW w:w="1281" w:type="dxa"/>
           </w:tcPr>
           <w:p>
             <w:pPr>
@@ -3015,25 +3015,7 @@
                     <w:szCs w:val="20"/>
                     <w:lang w:val="en-GB"/>
                   </w:rPr>
-                  <m:t>w</m:t>
-                </m:r>
-                <m:r>
-                  <w:rPr>
-                    <w:rFonts w:ascii="Cambria Math" w:eastAsia="Aptos" w:hAnsi="Cambria Math" w:cs="Times New Roman"/>
-                    <w:sz w:val="20"/>
-                    <w:szCs w:val="20"/>
-                    <w:lang w:val="en-GB"/>
-                  </w:rPr>
-                  <m:t>≤M</m:t>
-                </m:r>
-                <m:r>
-                  <w:rPr>
-                    <w:rFonts w:ascii="Cambria Math" w:eastAsia="Aptos" w:hAnsi="Cambria Math" w:cs="Times New Roman"/>
-                    <w:sz w:val="20"/>
-                    <w:szCs w:val="20"/>
-                    <w:lang w:val="en-GB"/>
-                  </w:rPr>
-                  <m:t xml:space="preserve"> </m:t>
+                  <m:t xml:space="preserve">w≤M </m:t>
                 </m:r>
                 <m:r>
                   <m:rPr>
@@ -3082,6 +3064,9 @@
                   <m:t>s∈S</m:t>
                 </m:r>
                 <m:r>
+                  <m:rPr>
+                    <m:sty m:val="p"/>
+                  </m:rPr>
                   <w:rPr>
                     <w:rFonts w:ascii="Cambria Math" w:eastAsia="Aptos" w:hAnsi="Cambria Math" w:cs="Times New Roman"/>
                     <w:sz w:val="20"/>
@@ -3108,7 +3093,7 @@
         </w:tc>
         <w:tc>
           <w:tcPr>
-            <w:tcW w:w="0" w:type="auto"/>
+            <w:tcW w:w="2364" w:type="dxa"/>
           </w:tcPr>
           <w:p>
             <w:pPr>
@@ -3390,7 +3375,25 @@
                 <w:szCs w:val="20"/>
                 <w:lang w:val="en-GB"/>
               </w:rPr>
-              <w:t>cycle assignment</w:t>
+              <w:t>cycle</w:t>
+            </w:r>
+            <w:r>
+              <w:rPr>
+                <w:rFonts w:ascii="Cambria Math" w:hAnsi="Cambria Math"/>
+                <w:sz w:val="20"/>
+                <w:szCs w:val="20"/>
+                <w:lang w:val="en-GB"/>
+              </w:rPr>
+              <w:t xml:space="preserve"> week</w:t>
+            </w:r>
+            <w:r>
+              <w:rPr>
+                <w:rFonts w:ascii="Cambria Math" w:hAnsi="Cambria Math"/>
+                <w:sz w:val="20"/>
+                <w:szCs w:val="20"/>
+                <w:lang w:val="en-GB"/>
+              </w:rPr>
+              <w:t xml:space="preserve"> assignment</w:t>
             </w:r>
           </w:p>
         </w:tc>
@@ -3453,7 +3456,7 @@
         </w:tc>
         <w:tc>
           <w:tcPr>
-            <w:tcW w:w="0" w:type="auto"/>
+            <w:tcW w:w="1281" w:type="dxa"/>
           </w:tcPr>
           <w:p>
             <w:pPr>
@@ -3464,30 +3467,53 @@
                 <w:lang w:val="en-GB"/>
               </w:rPr>
             </w:pPr>
-          </w:p>
-        </w:tc>
-        <w:tc>
-          <w:tcPr>
-            <w:tcW w:w="0" w:type="auto"/>
-          </w:tcPr>
-          <w:p>
-            <w:pPr>
-              <w:rPr>
-                <w:rFonts w:ascii="Cambria Math" w:hAnsi="Cambria Math"/>
-                <w:sz w:val="20"/>
-                <w:szCs w:val="20"/>
-                <w:lang w:val="en-GB"/>
-              </w:rPr>
-            </w:pPr>
-            <w:r>
+            <m:oMathPara>
+              <m:oMath>
+                <m:r>
+                  <w:rPr>
+                    <w:rFonts w:ascii="Cambria Math" w:eastAsia="Aptos" w:hAnsi="Cambria Math" w:cs="Times New Roman"/>
+                    <w:sz w:val="20"/>
+                    <w:szCs w:val="20"/>
+                    <w:lang w:val="en-GB"/>
+                  </w:rPr>
+                  <m:t>s∈{1,…,M}</m:t>
+                </m:r>
+              </m:oMath>
+            </m:oMathPara>
+          </w:p>
+        </w:tc>
+        <w:tc>
+          <w:tcPr>
+            <w:tcW w:w="2364" w:type="dxa"/>
+          </w:tcPr>
+          <w:p>
+            <w:pPr>
               <w:rPr>
                 <w:rFonts w:ascii="Cambria Math" w:eastAsia="Aptos" w:hAnsi="Cambria Math" w:cs="Times New Roman"/>
                 <w:sz w:val="20"/>
                 <w:szCs w:val="20"/>
-                <w:lang w:val="en-GB"/>
-              </w:rPr>
-              <w:t>active</w:t>
-            </w:r>
+              </w:rPr>
+            </w:pPr>
+            <w:proofErr w:type="spellStart"/>
+            <w:r>
+              <w:rPr>
+                <w:rFonts w:ascii="Cambria Math" w:eastAsia="Aptos" w:hAnsi="Cambria Math" w:cs="Times New Roman"/>
+                <w:sz w:val="20"/>
+                <w:szCs w:val="20"/>
+              </w:rPr>
+              <w:t>active_week</w:t>
+            </w:r>
+            <w:proofErr w:type="spellEnd"/>
+          </w:p>
+          <w:p>
+            <w:pPr>
+              <w:rPr>
+                <w:rFonts w:ascii="Cambria Math" w:hAnsi="Cambria Math"/>
+                <w:sz w:val="20"/>
+                <w:szCs w:val="20"/>
+                <w:lang w:val="en-GB"/>
+              </w:rPr>
+            </w:pPr>
           </w:p>
         </w:tc>
         <w:tc>
@@ -3546,7 +3572,16 @@
                 <w:szCs w:val="20"/>
                 <w:lang w:val="en-GB"/>
               </w:rPr>
-              <w:t xml:space="preserve">if snake </w:t>
+              <w:t xml:space="preserve">if </w:t>
+            </w:r>
+            <w:r>
+              <w:rPr>
+                <w:rFonts w:ascii="Cambria Math" w:hAnsi="Cambria Math"/>
+                <w:sz w:val="20"/>
+                <w:szCs w:val="20"/>
+                <w:lang w:val="en-GB"/>
+              </w:rPr>
+              <w:t xml:space="preserve">cycle-week </w:t>
             </w:r>
             <w:r>
               <w:rPr>
@@ -3599,6 +3634,421 @@
               </w:rPr>
               <w:t xml:space="preserve">   otherwise</w:t>
             </w:r>
+          </w:p>
+        </w:tc>
+      </w:tr>
+      <w:tr>
+        <w:trPr>
+          <w:trHeight w:val="340"/>
+        </w:trPr>
+        <w:tc>
+          <w:tcPr>
+            <w:tcW w:w="0" w:type="auto"/>
+          </w:tcPr>
+          <w:p>
+            <w:pPr>
+              <w:rPr>
+                <w:rFonts w:ascii="Cambria Math" w:hAnsi="Cambria Math"/>
+                <w:sz w:val="20"/>
+                <w:szCs w:val="20"/>
+              </w:rPr>
+            </w:pPr>
+            <w:r>
+              <w:rPr>
+                <w:rFonts w:ascii="Cambria Math" w:hAnsi="Cambria Math"/>
+                <w:sz w:val="20"/>
+                <w:szCs w:val="20"/>
+              </w:rPr>
+              <w:t>variable</w:t>
+            </w:r>
+          </w:p>
+        </w:tc>
+        <w:tc>
+          <w:tcPr>
+            <w:tcW w:w="0" w:type="auto"/>
+            <w:shd w:val="clear" w:color="auto" w:fill="FFFFFF" w:themeFill="background1"/>
+          </w:tcPr>
+          <w:p>
+            <w:pPr>
+              <w:rPr>
+                <w:rFonts w:ascii="Cambria Math" w:hAnsi="Cambria Math"/>
+                <w:sz w:val="20"/>
+                <w:szCs w:val="20"/>
+                <w:lang w:val="en-GB"/>
+              </w:rPr>
+            </w:pPr>
+            <w:r>
+              <w:rPr>
+                <w:rFonts w:ascii="Cambria Math" w:hAnsi="Cambria Math"/>
+                <w:sz w:val="20"/>
+                <w:szCs w:val="20"/>
+                <w:lang w:val="en-GB"/>
+              </w:rPr>
+              <w:t>decision</w:t>
+            </w:r>
+          </w:p>
+        </w:tc>
+        <w:tc>
+          <w:tcPr>
+            <w:tcW w:w="0" w:type="auto"/>
+          </w:tcPr>
+          <w:p>
+            <w:pPr>
+              <w:rPr>
+                <w:rFonts w:ascii="Cambria Math" w:hAnsi="Cambria Math"/>
+                <w:sz w:val="20"/>
+                <w:szCs w:val="20"/>
+                <w:lang w:val="en-GB"/>
+              </w:rPr>
+            </w:pPr>
+            <w:r>
+              <w:rPr>
+                <w:rFonts w:ascii="Cambria Math" w:hAnsi="Cambria Math"/>
+                <w:sz w:val="20"/>
+                <w:szCs w:val="20"/>
+                <w:lang w:val="en-GB"/>
+              </w:rPr>
+              <w:t>cycle assignment</w:t>
+            </w:r>
+          </w:p>
+        </w:tc>
+        <w:tc>
+          <w:tcPr>
+            <w:tcW w:w="0" w:type="auto"/>
+          </w:tcPr>
+          <w:p>
+            <w:pPr>
+              <w:rPr>
+                <w:rFonts w:ascii="Cambria Math" w:eastAsia="Aptos" w:hAnsi="Cambria Math" w:cs="Times New Roman"/>
+                <w:sz w:val="20"/>
+                <w:szCs w:val="20"/>
+                <w:lang w:val="en-GB"/>
+              </w:rPr>
+            </w:pPr>
+            <m:oMathPara>
+              <m:oMathParaPr>
+                <m:jc m:val="left"/>
+              </m:oMathParaPr>
+              <m:oMath>
+                <m:sSub>
+                  <m:sSubPr>
+                    <m:ctrlPr>
+                      <w:rPr>
+                        <w:rFonts w:ascii="Cambria Math" w:eastAsia="Aptos" w:hAnsi="Cambria Math" w:cs="Times New Roman"/>
+                        <w:i/>
+                        <w:sz w:val="20"/>
+                        <w:szCs w:val="20"/>
+                        <w:lang w:val="en-GB"/>
+                      </w:rPr>
+                    </m:ctrlPr>
+                  </m:sSubPr>
+                  <m:e>
+                    <m:r>
+                      <w:rPr>
+                        <w:rFonts w:ascii="Cambria Math" w:eastAsia="Aptos" w:hAnsi="Cambria Math" w:cs="Times New Roman"/>
+                        <w:sz w:val="20"/>
+                        <w:szCs w:val="20"/>
+                        <w:lang w:val="en-GB"/>
+                      </w:rPr>
+                      <m:t>z</m:t>
+                    </m:r>
+                  </m:e>
+                  <m:sub>
+                    <m:r>
+                      <w:rPr>
+                        <w:rFonts w:ascii="Cambria Math" w:eastAsia="Aptos" w:hAnsi="Cambria Math" w:cs="Times New Roman"/>
+                        <w:sz w:val="20"/>
+                        <w:szCs w:val="20"/>
+                        <w:lang w:val="en-GB"/>
+                      </w:rPr>
+                      <m:t>c</m:t>
+                    </m:r>
+                  </m:sub>
+                </m:sSub>
+              </m:oMath>
+            </m:oMathPara>
+          </w:p>
+        </w:tc>
+        <w:tc>
+          <w:tcPr>
+            <w:tcW w:w="1281" w:type="dxa"/>
+          </w:tcPr>
+          <w:p>
+            <w:pPr>
+              <w:rPr>
+                <w:rFonts w:ascii="Cambria Math" w:eastAsia="Aptos" w:hAnsi="Cambria Math" w:cs="Times New Roman"/>
+                <w:sz w:val="20"/>
+                <w:szCs w:val="20"/>
+                <w:lang w:val="en-GB"/>
+              </w:rPr>
+            </w:pPr>
+            <m:oMathPara>
+              <m:oMathParaPr>
+                <m:jc m:val="left"/>
+              </m:oMathParaPr>
+              <m:oMath>
+                <m:r>
+                  <w:rPr>
+                    <w:rFonts w:ascii="Cambria Math" w:eastAsia="Aptos" w:hAnsi="Cambria Math" w:cs="Times New Roman"/>
+                    <w:sz w:val="20"/>
+                    <w:szCs w:val="20"/>
+                    <w:lang w:val="en-GB"/>
+                  </w:rPr>
+                  <m:t>z∈{1,…,C}</m:t>
+                </m:r>
+              </m:oMath>
+            </m:oMathPara>
+          </w:p>
+        </w:tc>
+        <w:tc>
+          <w:tcPr>
+            <w:tcW w:w="2364" w:type="dxa"/>
+          </w:tcPr>
+          <w:p>
+            <w:pPr>
+              <w:rPr>
+                <w:rFonts w:ascii="Cambria Math" w:eastAsia="Aptos" w:hAnsi="Cambria Math" w:cs="Times New Roman"/>
+                <w:sz w:val="20"/>
+                <w:szCs w:val="20"/>
+              </w:rPr>
+            </w:pPr>
+            <w:proofErr w:type="spellStart"/>
+            <w:r>
+              <w:rPr>
+                <w:rFonts w:ascii="Cambria Math" w:eastAsia="Aptos" w:hAnsi="Cambria Math" w:cs="Times New Roman"/>
+                <w:sz w:val="20"/>
+                <w:szCs w:val="20"/>
+              </w:rPr>
+              <w:t>active_cycle</w:t>
+            </w:r>
+            <w:proofErr w:type="spellEnd"/>
+          </w:p>
+          <w:p>
+            <w:pPr>
+              <w:rPr>
+                <w:rFonts w:ascii="Cambria Math" w:eastAsia="Aptos" w:hAnsi="Cambria Math" w:cs="Times New Roman"/>
+                <w:sz w:val="20"/>
+                <w:szCs w:val="20"/>
+                <w:lang w:val="en-GB"/>
+              </w:rPr>
+            </w:pPr>
+          </w:p>
+        </w:tc>
+        <w:tc>
+          <w:tcPr>
+            <w:tcW w:w="0" w:type="auto"/>
+          </w:tcPr>
+          <w:p>
+            <w:pPr>
+              <w:rPr>
+                <w:rFonts w:ascii="Cambria Math" w:hAnsi="Cambria Math"/>
+                <w:sz w:val="20"/>
+                <w:szCs w:val="20"/>
+                <w:lang w:val="en-GB"/>
+              </w:rPr>
+            </w:pPr>
+            <w:r>
+              <w:rPr>
+                <w:rFonts w:ascii="Cambria Math" w:hAnsi="Cambria Math"/>
+                <w:sz w:val="20"/>
+                <w:szCs w:val="20"/>
+                <w:lang w:val="en-GB"/>
+              </w:rPr>
+              <w:t>binary</w:t>
+            </w:r>
+          </w:p>
+        </w:tc>
+        <w:tc>
+          <w:tcPr>
+            <w:tcW w:w="0" w:type="auto"/>
+          </w:tcPr>
+          <w:p>
+            <w:pPr>
+              <w:rPr>
+                <w:rFonts w:ascii="Cambria Math" w:hAnsi="Cambria Math"/>
+                <w:sz w:val="20"/>
+                <w:szCs w:val="20"/>
+                <w:lang w:val="en-GB"/>
+              </w:rPr>
+            </w:pPr>
+            <w:r>
+              <w:rPr>
+                <w:rFonts w:ascii="Cambria Math" w:hAnsi="Cambria Math"/>
+                <w:i/>
+                <w:iCs/>
+                <w:sz w:val="20"/>
+                <w:szCs w:val="20"/>
+                <w:lang w:val="en-GB"/>
+              </w:rPr>
+              <w:t xml:space="preserve">1   </w:t>
+            </w:r>
+            <w:r>
+              <w:rPr>
+                <w:rFonts w:ascii="Cambria Math" w:hAnsi="Cambria Math"/>
+                <w:sz w:val="20"/>
+                <w:szCs w:val="20"/>
+                <w:lang w:val="en-GB"/>
+              </w:rPr>
+              <w:t>if cycle c is used in schedule</w:t>
+            </w:r>
+          </w:p>
+          <w:p>
+            <w:pPr>
+              <w:rPr>
+                <w:rFonts w:ascii="Cambria Math" w:hAnsi="Cambria Math"/>
+                <w:sz w:val="20"/>
+                <w:szCs w:val="20"/>
+                <w:lang w:val="en-GB"/>
+              </w:rPr>
+            </w:pPr>
+            <w:r>
+              <w:rPr>
+                <w:rFonts w:ascii="Cambria Math" w:hAnsi="Cambria Math"/>
+                <w:i/>
+                <w:iCs/>
+                <w:sz w:val="20"/>
+                <w:szCs w:val="20"/>
+                <w:lang w:val="en-GB"/>
+              </w:rPr>
+              <w:t>0</w:t>
+            </w:r>
+            <w:r>
+              <w:rPr>
+                <w:rFonts w:ascii="Cambria Math" w:hAnsi="Cambria Math"/>
+                <w:sz w:val="20"/>
+                <w:szCs w:val="20"/>
+                <w:lang w:val="en-GB"/>
+              </w:rPr>
+              <w:t xml:space="preserve">   otherwise</w:t>
+            </w:r>
+          </w:p>
+        </w:tc>
+      </w:tr>
+      <w:tr>
+        <w:trPr>
+          <w:trHeight w:val="340"/>
+        </w:trPr>
+        <w:tc>
+          <w:tcPr>
+            <w:tcW w:w="0" w:type="auto"/>
+          </w:tcPr>
+          <w:p>
+            <w:pPr>
+              <w:rPr>
+                <w:rFonts w:ascii="Cambria Math" w:hAnsi="Cambria Math"/>
+                <w:sz w:val="20"/>
+                <w:szCs w:val="20"/>
+                <w:lang w:val="en-GB"/>
+              </w:rPr>
+            </w:pPr>
+          </w:p>
+        </w:tc>
+        <w:tc>
+          <w:tcPr>
+            <w:tcW w:w="0" w:type="auto"/>
+            <w:shd w:val="clear" w:color="auto" w:fill="FFFFFF" w:themeFill="background1"/>
+          </w:tcPr>
+          <w:p>
+            <w:pPr>
+              <w:rPr>
+                <w:rFonts w:ascii="Cambria Math" w:hAnsi="Cambria Math"/>
+                <w:sz w:val="20"/>
+                <w:szCs w:val="20"/>
+                <w:lang w:val="en-GB"/>
+              </w:rPr>
+            </w:pPr>
+          </w:p>
+        </w:tc>
+        <w:tc>
+          <w:tcPr>
+            <w:tcW w:w="0" w:type="auto"/>
+          </w:tcPr>
+          <w:p>
+            <w:pPr>
+              <w:rPr>
+                <w:rFonts w:ascii="Cambria Math" w:hAnsi="Cambria Math"/>
+                <w:sz w:val="20"/>
+                <w:szCs w:val="20"/>
+                <w:lang w:val="en-GB"/>
+              </w:rPr>
+            </w:pPr>
+          </w:p>
+        </w:tc>
+        <w:tc>
+          <w:tcPr>
+            <w:tcW w:w="0" w:type="auto"/>
+          </w:tcPr>
+          <w:p>
+            <w:pPr>
+              <w:rPr>
+                <w:rFonts w:ascii="Cambria Math" w:eastAsia="Aptos" w:hAnsi="Cambria Math" w:cs="Times New Roman"/>
+                <w:sz w:val="20"/>
+                <w:szCs w:val="20"/>
+                <w:lang w:val="en-GB"/>
+              </w:rPr>
+            </w:pPr>
+          </w:p>
+        </w:tc>
+        <w:tc>
+          <w:tcPr>
+            <w:tcW w:w="1281" w:type="dxa"/>
+          </w:tcPr>
+          <w:p>
+            <w:pPr>
+              <w:rPr>
+                <w:rFonts w:ascii="Cambria Math" w:eastAsia="Aptos" w:hAnsi="Cambria Math" w:cs="Times New Roman"/>
+                <w:sz w:val="20"/>
+                <w:szCs w:val="20"/>
+                <w:lang w:val="en-GB"/>
+              </w:rPr>
+            </w:pPr>
+          </w:p>
+        </w:tc>
+        <w:tc>
+          <w:tcPr>
+            <w:tcW w:w="2364" w:type="dxa"/>
+          </w:tcPr>
+          <w:p>
+            <w:pPr>
+              <w:rPr>
+                <w:rFonts w:ascii="Cambria Math" w:eastAsia="Aptos" w:hAnsi="Cambria Math" w:cs="Times New Roman"/>
+                <w:sz w:val="20"/>
+                <w:szCs w:val="20"/>
+                <w:lang w:val="en-GB"/>
+              </w:rPr>
+            </w:pPr>
+          </w:p>
+        </w:tc>
+        <w:tc>
+          <w:tcPr>
+            <w:tcW w:w="0" w:type="auto"/>
+          </w:tcPr>
+          <w:p>
+            <w:pPr>
+              <w:rPr>
+                <w:rFonts w:ascii="Cambria Math" w:hAnsi="Cambria Math"/>
+                <w:sz w:val="20"/>
+                <w:szCs w:val="20"/>
+                <w:lang w:val="en-GB"/>
+              </w:rPr>
+            </w:pPr>
+          </w:p>
+        </w:tc>
+        <w:tc>
+          <w:tcPr>
+            <w:tcW w:w="0" w:type="auto"/>
+          </w:tcPr>
+          <w:p>
+            <w:pPr>
+              <w:rPr>
+                <w:rFonts w:ascii="Cambria Math" w:hAnsi="Cambria Math"/>
+                <w:i/>
+                <w:iCs/>
+                <w:sz w:val="20"/>
+                <w:szCs w:val="20"/>
+                <w:lang w:val="en-GB"/>
+              </w:rPr>
+            </w:pPr>
           </w:p>
         </w:tc>
       </w:tr>
@@ -3638,6 +4088,7 @@
           <w:szCs w:val="20"/>
           <w:lang w:val="fr-FR"/>
         </w:rPr>
+        <w:lastRenderedPageBreak/>
         <w:t>Objective</w:t>
       </w:r>
       <w:r>

--- a/docs/definitions.docx
+++ b/docs/definitions.docx
@@ -24,12 +24,12 @@
       <w:tblGrid>
         <w:gridCol w:w="1010"/>
         <w:gridCol w:w="826"/>
-        <w:gridCol w:w="2416"/>
+        <w:gridCol w:w="2577"/>
         <w:gridCol w:w="680"/>
         <w:gridCol w:w="1281"/>
         <w:gridCol w:w="2427"/>
-        <w:gridCol w:w="1126"/>
-        <w:gridCol w:w="4511"/>
+        <w:gridCol w:w="1109"/>
+        <w:gridCol w:w="4367"/>
       </w:tblGrid>
       <w:tr>
         <w:trPr>
@@ -175,7 +175,7 @@
         </w:tc>
         <w:tc>
           <w:tcPr>
-            <w:tcW w:w="2364" w:type="dxa"/>
+            <w:tcW w:w="2427" w:type="dxa"/>
           </w:tcPr>
           <w:p>
             <w:pPr>
@@ -360,7 +360,7 @@
         </w:tc>
         <w:tc>
           <w:tcPr>
-            <w:tcW w:w="2364" w:type="dxa"/>
+            <w:tcW w:w="2427" w:type="dxa"/>
           </w:tcPr>
           <w:p>
             <w:pPr>
@@ -533,7 +533,7 @@
         </w:tc>
         <w:tc>
           <w:tcPr>
-            <w:tcW w:w="2364" w:type="dxa"/>
+            <w:tcW w:w="2427" w:type="dxa"/>
           </w:tcPr>
           <w:p>
             <w:pPr>
@@ -706,7 +706,7 @@
         </w:tc>
         <w:tc>
           <w:tcPr>
-            <w:tcW w:w="2364" w:type="dxa"/>
+            <w:tcW w:w="2427" w:type="dxa"/>
           </w:tcPr>
           <w:p>
             <w:pPr>
@@ -879,7 +879,7 @@
         </w:tc>
         <w:tc>
           <w:tcPr>
-            <w:tcW w:w="2364" w:type="dxa"/>
+            <w:tcW w:w="2427" w:type="dxa"/>
           </w:tcPr>
           <w:p>
             <w:pPr>
@@ -1052,7 +1052,7 @@
         </w:tc>
         <w:tc>
           <w:tcPr>
-            <w:tcW w:w="2364" w:type="dxa"/>
+            <w:tcW w:w="2427" w:type="dxa"/>
           </w:tcPr>
           <w:p>
             <w:pPr>
@@ -1139,7 +1139,6 @@
                 <w:szCs w:val="20"/>
               </w:rPr>
             </w:pPr>
-            <w:proofErr w:type="spellStart"/>
             <w:r>
               <w:rPr>
                 <w:rFonts w:ascii="Cambria Math" w:hAnsi="Cambria Math"/>
@@ -1156,7 +1155,6 @@
               </w:rPr>
               <w:t>arameter</w:t>
             </w:r>
-            <w:proofErr w:type="spellEnd"/>
           </w:p>
         </w:tc>
         <w:tc>
@@ -1172,7 +1170,6 @@
                 <w:szCs w:val="20"/>
               </w:rPr>
             </w:pPr>
-            <w:proofErr w:type="spellStart"/>
             <w:r>
               <w:rPr>
                 <w:rFonts w:ascii="Cambria Math" w:hAnsi="Cambria Math"/>
@@ -1181,7 +1178,6 @@
               </w:rPr>
               <w:t>input</w:t>
             </w:r>
-            <w:proofErr w:type="spellEnd"/>
           </w:p>
         </w:tc>
         <w:tc>
@@ -1197,23 +1193,13 @@
                 <w:lang w:val="en-GB"/>
               </w:rPr>
             </w:pPr>
-            <w:proofErr w:type="spellStart"/>
-            <w:r>
-              <w:rPr>
-                <w:rFonts w:ascii="Cambria Math" w:hAnsi="Cambria Math"/>
-                <w:sz w:val="20"/>
-                <w:szCs w:val="20"/>
-              </w:rPr>
-              <w:t>Weekdays</w:t>
-            </w:r>
-            <w:proofErr w:type="spellEnd"/>
-            <w:r>
-              <w:rPr>
-                <w:rFonts w:ascii="Cambria Math" w:hAnsi="Cambria Math"/>
-                <w:sz w:val="20"/>
-                <w:szCs w:val="20"/>
-              </w:rPr>
-              <w:t xml:space="preserve"> </w:t>
+            <w:r>
+              <w:rPr>
+                <w:rFonts w:ascii="Cambria Math" w:hAnsi="Cambria Math"/>
+                <w:sz w:val="20"/>
+                <w:szCs w:val="20"/>
+              </w:rPr>
+              <w:t xml:space="preserve">Weekdays </w:t>
             </w:r>
           </w:p>
         </w:tc>
@@ -1280,7 +1266,7 @@
         </w:tc>
         <w:tc>
           <w:tcPr>
-            <w:tcW w:w="2364" w:type="dxa"/>
+            <w:tcW w:w="2427" w:type="dxa"/>
           </w:tcPr>
           <w:p>
             <w:pPr>
@@ -1442,7 +1428,7 @@
         </w:tc>
         <w:tc>
           <w:tcPr>
-            <w:tcW w:w="2364" w:type="dxa"/>
+            <w:tcW w:w="2427" w:type="dxa"/>
           </w:tcPr>
           <w:p>
             <w:pPr>
@@ -1477,25 +1463,14 @@
                 <w:lang w:val="en-GB"/>
               </w:rPr>
             </w:pPr>
-            <w:proofErr w:type="spellStart"/>
-            <w:r>
-              <w:rPr>
-                <w:rFonts w:ascii="Cambria Math" w:hAnsi="Cambria Math"/>
-                <w:sz w:val="20"/>
-                <w:szCs w:val="20"/>
-                <w:lang w:val="en-GB"/>
-              </w:rPr>
-              <w:t>dict</w:t>
-            </w:r>
-            <w:proofErr w:type="spellEnd"/>
-            <w:r>
-              <w:rPr>
-                <w:rFonts w:ascii="Cambria Math" w:hAnsi="Cambria Math"/>
-                <w:sz w:val="20"/>
-                <w:szCs w:val="20"/>
-                <w:lang w:val="en-GB"/>
-              </w:rPr>
-              <w:t>[str, int]</w:t>
+            <w:r>
+              <w:rPr>
+                <w:rFonts w:ascii="Cambria Math" w:hAnsi="Cambria Math"/>
+                <w:sz w:val="20"/>
+                <w:szCs w:val="20"/>
+                <w:lang w:val="en-GB"/>
+              </w:rPr>
+              <w:t>dict[str, int]</w:t>
             </w:r>
           </w:p>
         </w:tc>
@@ -1529,27 +1504,7 @@
                 <w:lang w:val="en-GB"/>
               </w:rPr>
               <w:br/>
-              <w:t>(</w:t>
-            </w:r>
-            <w:proofErr w:type="spellStart"/>
-            <w:r>
-              <w:rPr>
-                <w:rFonts w:ascii="Cambria Math" w:hAnsi="Cambria Math"/>
-                <w:sz w:val="20"/>
-                <w:szCs w:val="20"/>
-                <w:lang w:val="en-GB"/>
-              </w:rPr>
-              <w:t>eg</w:t>
-            </w:r>
-            <w:proofErr w:type="spellEnd"/>
-            <w:r>
-              <w:rPr>
-                <w:rFonts w:ascii="Cambria Math" w:hAnsi="Cambria Math"/>
-                <w:sz w:val="20"/>
-                <w:szCs w:val="20"/>
-                <w:lang w:val="en-GB"/>
-              </w:rPr>
-              <w:t xml:space="preserve"> ‘Mon’ </w:t>
+              <w:t xml:space="preserve">(eg ‘Mon’ </w:t>
             </w:r>
             <w:r>
               <w:rPr>
@@ -1665,7 +1620,7 @@
         </w:tc>
         <w:tc>
           <w:tcPr>
-            <w:tcW w:w="2364" w:type="dxa"/>
+            <w:tcW w:w="2427" w:type="dxa"/>
           </w:tcPr>
           <w:p>
             <w:pPr>
@@ -1699,25 +1654,14 @@
                 <w:lang w:val="en-GB"/>
               </w:rPr>
             </w:pPr>
-            <w:proofErr w:type="spellStart"/>
-            <w:r>
-              <w:rPr>
-                <w:rFonts w:ascii="Cambria Math" w:hAnsi="Cambria Math"/>
-                <w:sz w:val="20"/>
-                <w:szCs w:val="20"/>
-                <w:lang w:val="en-GB"/>
-              </w:rPr>
-              <w:t>dict</w:t>
-            </w:r>
-            <w:proofErr w:type="spellEnd"/>
-            <w:r>
-              <w:rPr>
-                <w:rFonts w:ascii="Cambria Math" w:hAnsi="Cambria Math"/>
-                <w:sz w:val="20"/>
-                <w:szCs w:val="20"/>
-                <w:lang w:val="en-GB"/>
-              </w:rPr>
-              <w:t>[int, str]</w:t>
+            <w:r>
+              <w:rPr>
+                <w:rFonts w:ascii="Cambria Math" w:hAnsi="Cambria Math"/>
+                <w:sz w:val="20"/>
+                <w:szCs w:val="20"/>
+                <w:lang w:val="en-GB"/>
+              </w:rPr>
+              <w:t>dict[int, str]</w:t>
             </w:r>
           </w:p>
         </w:tc>
@@ -1751,27 +1695,7 @@
                 <w:lang w:val="en-GB"/>
               </w:rPr>
               <w:br/>
-              <w:t>(</w:t>
-            </w:r>
-            <w:proofErr w:type="spellStart"/>
-            <w:r>
-              <w:rPr>
-                <w:rFonts w:ascii="Cambria Math" w:hAnsi="Cambria Math"/>
-                <w:sz w:val="20"/>
-                <w:szCs w:val="20"/>
-                <w:lang w:val="en-GB"/>
-              </w:rPr>
-              <w:t>eg</w:t>
-            </w:r>
-            <w:proofErr w:type="spellEnd"/>
-            <w:r>
-              <w:rPr>
-                <w:rFonts w:ascii="Cambria Math" w:hAnsi="Cambria Math"/>
-                <w:sz w:val="20"/>
-                <w:szCs w:val="20"/>
-                <w:lang w:val="en-GB"/>
-              </w:rPr>
-              <w:t xml:space="preserve"> 2 </w:t>
+              <w:t xml:space="preserve">(eg 2 </w:t>
             </w:r>
             <w:r>
               <w:rPr>
@@ -1810,7 +1734,6 @@
                 <w:szCs w:val="20"/>
               </w:rPr>
             </w:pPr>
-            <w:proofErr w:type="spellStart"/>
             <w:r>
               <w:rPr>
                 <w:rFonts w:ascii="Cambria Math" w:hAnsi="Cambria Math"/>
@@ -1827,7 +1750,6 @@
               </w:rPr>
               <w:t>arameter</w:t>
             </w:r>
-            <w:proofErr w:type="spellEnd"/>
           </w:p>
         </w:tc>
         <w:tc>
@@ -1844,7 +1766,6 @@
                 <w:lang w:val="en-GB"/>
               </w:rPr>
             </w:pPr>
-            <w:proofErr w:type="spellStart"/>
             <w:r>
               <w:rPr>
                 <w:rFonts w:ascii="Cambria Math" w:hAnsi="Cambria Math"/>
@@ -1853,7 +1774,6 @@
               </w:rPr>
               <w:t>input</w:t>
             </w:r>
-            <w:proofErr w:type="spellEnd"/>
           </w:p>
         </w:tc>
         <w:tc>
@@ -1869,7 +1789,6 @@
                 <w:lang w:val="en-GB"/>
               </w:rPr>
             </w:pPr>
-            <w:proofErr w:type="spellStart"/>
             <w:r>
               <w:rPr>
                 <w:rFonts w:ascii="Cambria Math" w:hAnsi="Cambria Math"/>
@@ -1879,7 +1798,6 @@
               </w:rPr>
               <w:t>WorkShifts</w:t>
             </w:r>
-            <w:proofErr w:type="spellEnd"/>
           </w:p>
         </w:tc>
         <w:tc>
@@ -1941,18 +1859,17 @@
         </w:tc>
         <w:tc>
           <w:tcPr>
-            <w:tcW w:w="2364" w:type="dxa"/>
-          </w:tcPr>
-          <w:p>
-            <w:pPr>
-              <w:rPr>
-                <w:rFonts w:ascii="Cambria Math" w:hAnsi="Cambria Math"/>
-                <w:sz w:val="20"/>
-                <w:szCs w:val="20"/>
-                <w:lang w:val="en-GB"/>
-              </w:rPr>
-            </w:pPr>
-            <w:proofErr w:type="spellStart"/>
+            <w:tcW w:w="2427" w:type="dxa"/>
+          </w:tcPr>
+          <w:p>
+            <w:pPr>
+              <w:rPr>
+                <w:rFonts w:ascii="Cambria Math" w:hAnsi="Cambria Math"/>
+                <w:sz w:val="20"/>
+                <w:szCs w:val="20"/>
+                <w:lang w:val="en-GB"/>
+              </w:rPr>
+            </w:pPr>
             <w:r>
               <w:rPr>
                 <w:rFonts w:ascii="Cambria Math" w:eastAsia="Aptos" w:hAnsi="Cambria Math" w:cs="Times New Roman"/>
@@ -1962,7 +1879,6 @@
               </w:rPr>
               <w:t>WorkShifts</w:t>
             </w:r>
-            <w:proofErr w:type="spellEnd"/>
           </w:p>
         </w:tc>
         <w:tc>
@@ -2027,27 +1943,7 @@
                 <w:szCs w:val="20"/>
                 <w:lang w:val="en-GB"/>
               </w:rPr>
-              <w:t xml:space="preserve">set of working shifts, excluding </w:t>
-            </w:r>
-            <w:proofErr w:type="spellStart"/>
-            <w:r>
-              <w:rPr>
-                <w:rFonts w:ascii="Cambria Math" w:hAnsi="Cambria Math"/>
-                <w:sz w:val="20"/>
-                <w:szCs w:val="20"/>
-                <w:lang w:val="en-GB"/>
-              </w:rPr>
-              <w:t>ie</w:t>
-            </w:r>
-            <w:proofErr w:type="spellEnd"/>
-            <w:r>
-              <w:rPr>
-                <w:rFonts w:ascii="Cambria Math" w:hAnsi="Cambria Math"/>
-                <w:sz w:val="20"/>
-                <w:szCs w:val="20"/>
-                <w:lang w:val="en-GB"/>
-              </w:rPr>
-              <w:t xml:space="preserve"> free days</w:t>
+              <w:t>set of working shifts, excluding ie free days</w:t>
             </w:r>
           </w:p>
         </w:tc>
@@ -2068,7 +1964,6 @@
                 <w:szCs w:val="20"/>
               </w:rPr>
             </w:pPr>
-            <w:proofErr w:type="spellStart"/>
             <w:r>
               <w:rPr>
                 <w:rFonts w:ascii="Cambria Math" w:hAnsi="Cambria Math"/>
@@ -2085,7 +1980,6 @@
               </w:rPr>
               <w:t>arameter</w:t>
             </w:r>
-            <w:proofErr w:type="spellEnd"/>
           </w:p>
         </w:tc>
         <w:tc>
@@ -2101,7 +1995,6 @@
                 <w:szCs w:val="20"/>
               </w:rPr>
             </w:pPr>
-            <w:proofErr w:type="spellStart"/>
             <w:r>
               <w:rPr>
                 <w:rFonts w:ascii="Cambria Math" w:hAnsi="Cambria Math"/>
@@ -2110,7 +2003,6 @@
               </w:rPr>
               <w:t>input</w:t>
             </w:r>
-            <w:proofErr w:type="spellEnd"/>
           </w:p>
         </w:tc>
         <w:tc>
@@ -2126,7 +2018,6 @@
                 <w:lang w:val="en-GB"/>
               </w:rPr>
             </w:pPr>
-            <w:proofErr w:type="spellStart"/>
             <w:r>
               <w:rPr>
                 <w:rFonts w:ascii="Cambria Math" w:hAnsi="Cambria Math"/>
@@ -2135,7 +2026,6 @@
               </w:rPr>
               <w:t>Shifts</w:t>
             </w:r>
-            <w:proofErr w:type="spellEnd"/>
           </w:p>
         </w:tc>
         <w:tc>
@@ -2204,9 +2094,8 @@
                 <w:lang w:val="en-GB"/>
               </w:rPr>
               <w:br/>
-              <w:t>+</w:t>
-            </w:r>
-            <w:proofErr w:type="spellStart"/>
+              <w:t>+freeDay</w:t>
+            </w:r>
             <w:r>
               <w:rPr>
                 <w:rFonts w:ascii="Cambria Math" w:eastAsia="Aptos" w:hAnsi="Cambria Math" w:cs="Times New Roman"/>
@@ -2216,59 +2105,32 @@
                 <w:szCs w:val="20"/>
                 <w:lang w:val="en-GB"/>
               </w:rPr>
-              <w:t>freeDay</w:t>
-            </w:r>
-            <w:proofErr w:type="spellEnd"/>
+              <w:br/>
+              <w:t>+spareShift</w:t>
+            </w:r>
+          </w:p>
+        </w:tc>
+        <w:tc>
+          <w:tcPr>
+            <w:tcW w:w="2427" w:type="dxa"/>
+          </w:tcPr>
+          <w:p>
+            <w:pPr>
+              <w:rPr>
+                <w:rFonts w:ascii="Cambria Math" w:hAnsi="Cambria Math"/>
+                <w:sz w:val="20"/>
+                <w:szCs w:val="20"/>
+              </w:rPr>
+            </w:pPr>
             <w:r>
               <w:rPr>
                 <w:rFonts w:ascii="Cambria Math" w:eastAsia="Aptos" w:hAnsi="Cambria Math" w:cs="Times New Roman"/>
-                <w:i/>
-                <w:iCs/>
-                <w:sz w:val="20"/>
-                <w:szCs w:val="20"/>
-                <w:lang w:val="en-GB"/>
-              </w:rPr>
-              <w:br/>
-              <w:t>+</w:t>
-            </w:r>
-            <w:proofErr w:type="spellStart"/>
-            <w:r>
-              <w:rPr>
-                <w:rFonts w:ascii="Cambria Math" w:eastAsia="Aptos" w:hAnsi="Cambria Math" w:cs="Times New Roman"/>
-                <w:i/>
-                <w:iCs/>
-                <w:sz w:val="20"/>
-                <w:szCs w:val="20"/>
-                <w:lang w:val="en-GB"/>
-              </w:rPr>
-              <w:t>spareShift</w:t>
-            </w:r>
-            <w:proofErr w:type="spellEnd"/>
-          </w:p>
-        </w:tc>
-        <w:tc>
-          <w:tcPr>
-            <w:tcW w:w="2364" w:type="dxa"/>
-          </w:tcPr>
-          <w:p>
-            <w:pPr>
-              <w:rPr>
-                <w:rFonts w:ascii="Cambria Math" w:hAnsi="Cambria Math"/>
-                <w:sz w:val="20"/>
-                <w:szCs w:val="20"/>
-              </w:rPr>
-            </w:pPr>
-            <w:proofErr w:type="spellStart"/>
-            <w:r>
-              <w:rPr>
-                <w:rFonts w:ascii="Cambria Math" w:eastAsia="Aptos" w:hAnsi="Cambria Math" w:cs="Times New Roman"/>
                 <w:sz w:val="20"/>
                 <w:szCs w:val="20"/>
                 <w:lang w:val="en-GB"/>
               </w:rPr>
               <w:t>shift_objects</w:t>
             </w:r>
-            <w:proofErr w:type="spellEnd"/>
           </w:p>
         </w:tc>
         <w:tc>
@@ -2356,7 +2218,6 @@
                 <w:szCs w:val="20"/>
               </w:rPr>
             </w:pPr>
-            <w:proofErr w:type="spellStart"/>
             <w:r>
               <w:rPr>
                 <w:rFonts w:ascii="Cambria Math" w:hAnsi="Cambria Math"/>
@@ -2373,7 +2234,6 @@
               </w:rPr>
               <w:t>arameter</w:t>
             </w:r>
-            <w:proofErr w:type="spellEnd"/>
           </w:p>
         </w:tc>
         <w:tc>
@@ -2390,7 +2250,6 @@
                 <w:lang w:val="en-GB"/>
               </w:rPr>
             </w:pPr>
-            <w:proofErr w:type="spellStart"/>
             <w:r>
               <w:rPr>
                 <w:rFonts w:ascii="Cambria Math" w:hAnsi="Cambria Math"/>
@@ -2399,7 +2258,6 @@
               </w:rPr>
               <w:t>input</w:t>
             </w:r>
-            <w:proofErr w:type="spellEnd"/>
           </w:p>
         </w:tc>
         <w:tc>
@@ -2508,7 +2366,7 @@
         </w:tc>
         <w:tc>
           <w:tcPr>
-            <w:tcW w:w="2364" w:type="dxa"/>
+            <w:tcW w:w="2427" w:type="dxa"/>
           </w:tcPr>
           <w:p>
             <w:pPr>
@@ -2603,7 +2461,6 @@
                 <w:szCs w:val="20"/>
               </w:rPr>
             </w:pPr>
-            <w:proofErr w:type="spellStart"/>
             <w:r>
               <w:rPr>
                 <w:rFonts w:ascii="Cambria Math" w:hAnsi="Cambria Math"/>
@@ -2620,7 +2477,6 @@
               </w:rPr>
               <w:t>arameter</w:t>
             </w:r>
-            <w:proofErr w:type="spellEnd"/>
           </w:p>
         </w:tc>
         <w:tc>
@@ -2637,7 +2493,6 @@
                 <w:lang w:val="en-GB"/>
               </w:rPr>
             </w:pPr>
-            <w:proofErr w:type="spellStart"/>
             <w:r>
               <w:rPr>
                 <w:rFonts w:ascii="Cambria Math" w:hAnsi="Cambria Math"/>
@@ -2646,7 +2501,6 @@
               </w:rPr>
               <w:t>input</w:t>
             </w:r>
-            <w:proofErr w:type="spellEnd"/>
           </w:p>
         </w:tc>
         <w:tc>
@@ -2756,7 +2610,7 @@
         </w:tc>
         <w:tc>
           <w:tcPr>
-            <w:tcW w:w="2364" w:type="dxa"/>
+            <w:tcW w:w="2427" w:type="dxa"/>
           </w:tcPr>
           <w:p>
             <w:pPr>
@@ -2833,6 +2687,166 @@
               </w:rPr>
               <w:t>range 1 to MAX_CYCLE_WEEKS</w:t>
             </w:r>
+          </w:p>
+        </w:tc>
+      </w:tr>
+      <w:tr>
+        <w:trPr>
+          <w:trHeight w:val="340"/>
+        </w:trPr>
+        <w:tc>
+          <w:tcPr>
+            <w:tcW w:w="0" w:type="auto"/>
+          </w:tcPr>
+          <w:p>
+            <w:pPr>
+              <w:rPr>
+                <w:rFonts w:ascii="Cambria Math" w:hAnsi="Cambria Math"/>
+                <w:sz w:val="20"/>
+                <w:szCs w:val="20"/>
+                <w:lang w:val="en-GB"/>
+              </w:rPr>
+            </w:pPr>
+            <w:r>
+              <w:rPr>
+                <w:rFonts w:ascii="Cambria Math" w:hAnsi="Cambria Math"/>
+                <w:sz w:val="20"/>
+                <w:szCs w:val="20"/>
+                <w:lang w:val="en-GB"/>
+              </w:rPr>
+              <w:t>parameter</w:t>
+            </w:r>
+          </w:p>
+        </w:tc>
+        <w:tc>
+          <w:tcPr>
+            <w:tcW w:w="0" w:type="auto"/>
+            <w:shd w:val="clear" w:color="auto" w:fill="FFFFFF" w:themeFill="background1"/>
+          </w:tcPr>
+          <w:p>
+            <w:pPr>
+              <w:rPr>
+                <w:rFonts w:ascii="Cambria Math" w:hAnsi="Cambria Math"/>
+                <w:sz w:val="20"/>
+                <w:szCs w:val="20"/>
+                <w:lang w:val="en-GB"/>
+              </w:rPr>
+            </w:pPr>
+            <w:r>
+              <w:rPr>
+                <w:rFonts w:ascii="Cambria Math" w:hAnsi="Cambria Math"/>
+                <w:sz w:val="20"/>
+                <w:szCs w:val="20"/>
+                <w:lang w:val="en-GB"/>
+              </w:rPr>
+              <w:t>input</w:t>
+            </w:r>
+          </w:p>
+        </w:tc>
+        <w:tc>
+          <w:tcPr>
+            <w:tcW w:w="0" w:type="auto"/>
+          </w:tcPr>
+          <w:p>
+            <w:pPr>
+              <w:rPr>
+                <w:rFonts w:ascii="Cambria Math" w:eastAsia="Aptos" w:hAnsi="Cambria Math" w:cs="Times New Roman"/>
+                <w:sz w:val="20"/>
+                <w:szCs w:val="20"/>
+                <w:lang w:val="en-GB"/>
+              </w:rPr>
+            </w:pPr>
+            <w:r>
+              <w:rPr>
+                <w:rFonts w:ascii="Cambria Math" w:eastAsia="Aptos" w:hAnsi="Cambria Math" w:cs="Times New Roman"/>
+                <w:sz w:val="20"/>
+                <w:szCs w:val="20"/>
+                <w:lang w:val="en-GB"/>
+              </w:rPr>
+              <w:t>max consecutive working days</w:t>
+            </w:r>
+          </w:p>
+        </w:tc>
+        <w:tc>
+          <w:tcPr>
+            <w:tcW w:w="0" w:type="auto"/>
+          </w:tcPr>
+          <w:p>
+            <w:pPr>
+              <w:rPr>
+                <w:rFonts w:ascii="Cambria Math" w:eastAsia="Aptos" w:hAnsi="Cambria Math" w:cs="Times New Roman"/>
+                <w:sz w:val="20"/>
+                <w:szCs w:val="20"/>
+                <w:lang w:val="en-GB"/>
+              </w:rPr>
+            </w:pPr>
+          </w:p>
+        </w:tc>
+        <w:tc>
+          <w:tcPr>
+            <w:tcW w:w="1281" w:type="dxa"/>
+          </w:tcPr>
+          <w:p>
+            <w:pPr>
+              <w:rPr>
+                <w:rFonts w:ascii="Cambria Math" w:eastAsia="Aptos" w:hAnsi="Cambria Math" w:cs="Times New Roman"/>
+                <w:sz w:val="20"/>
+                <w:szCs w:val="20"/>
+                <w:lang w:val="en-GB"/>
+              </w:rPr>
+            </w:pPr>
+          </w:p>
+        </w:tc>
+        <w:tc>
+          <w:tcPr>
+            <w:tcW w:w="2427" w:type="dxa"/>
+          </w:tcPr>
+          <w:p>
+            <w:pPr>
+              <w:rPr>
+                <w:rFonts w:ascii="Cambria Math" w:hAnsi="Cambria Math"/>
+                <w:sz w:val="20"/>
+                <w:szCs w:val="20"/>
+              </w:rPr>
+            </w:pPr>
+            <w:r>
+              <w:rPr>
+                <w:rFonts w:ascii="Cambria Math" w:hAnsi="Cambria Math"/>
+                <w:sz w:val="20"/>
+                <w:szCs w:val="20"/>
+              </w:rPr>
+              <w:t>MAX_CONSEC_DAYS</w:t>
+            </w:r>
+          </w:p>
+        </w:tc>
+        <w:tc>
+          <w:tcPr>
+            <w:tcW w:w="0" w:type="auto"/>
+          </w:tcPr>
+          <w:p>
+            <w:pPr>
+              <w:rPr>
+                <w:rFonts w:ascii="Cambria Math" w:hAnsi="Cambria Math"/>
+                <w:sz w:val="20"/>
+                <w:szCs w:val="20"/>
+                <w:lang w:val="en-GB"/>
+              </w:rPr>
+            </w:pPr>
+          </w:p>
+        </w:tc>
+        <w:tc>
+          <w:tcPr>
+            <w:tcW w:w="0" w:type="auto"/>
+          </w:tcPr>
+          <w:p>
+            <w:pPr>
+              <w:rPr>
+                <w:rFonts w:ascii="Cambria Math" w:hAnsi="Cambria Math"/>
+                <w:sz w:val="20"/>
+                <w:szCs w:val="20"/>
+                <w:lang w:val="en-GB"/>
+              </w:rPr>
+            </w:pPr>
           </w:p>
         </w:tc>
       </w:tr>
@@ -3093,7 +3107,7 @@
         </w:tc>
         <w:tc>
           <w:tcPr>
-            <w:tcW w:w="2364" w:type="dxa"/>
+            <w:tcW w:w="2427" w:type="dxa"/>
           </w:tcPr>
           <w:p>
             <w:pPr>
@@ -3221,7 +3235,6 @@
               </w:rPr>
               <w:t xml:space="preserve"> works in shift </w:t>
             </w:r>
-            <w:proofErr w:type="spellStart"/>
             <w:r>
               <w:rPr>
                 <w:rFonts w:ascii="Cambria Math" w:hAnsi="Cambria Math"/>
@@ -3240,17 +3253,7 @@
                 <w:szCs w:val="20"/>
                 <w:lang w:val="en-GB"/>
               </w:rPr>
-              <w:t xml:space="preserve"> on</w:t>
-            </w:r>
-            <w:proofErr w:type="spellEnd"/>
-            <w:r>
-              <w:rPr>
-                <w:rFonts w:ascii="Cambria Math" w:hAnsi="Cambria Math"/>
-                <w:sz w:val="20"/>
-                <w:szCs w:val="20"/>
-                <w:lang w:val="en-GB"/>
-              </w:rPr>
-              <w:t xml:space="preserve"> day </w:t>
+              <w:t xml:space="preserve"> on day </w:t>
             </w:r>
             <w:r>
               <w:rPr>
@@ -3484,7 +3487,7 @@
         </w:tc>
         <w:tc>
           <w:tcPr>
-            <w:tcW w:w="2364" w:type="dxa"/>
+            <w:tcW w:w="2427" w:type="dxa"/>
           </w:tcPr>
           <w:p>
             <w:pPr>
@@ -3494,7 +3497,6 @@
                 <w:szCs w:val="20"/>
               </w:rPr>
             </w:pPr>
-            <w:proofErr w:type="spellStart"/>
             <w:r>
               <w:rPr>
                 <w:rFonts w:ascii="Cambria Math" w:eastAsia="Aptos" w:hAnsi="Cambria Math" w:cs="Times New Roman"/>
@@ -3503,7 +3505,6 @@
               </w:rPr>
               <w:t>active_week</w:t>
             </w:r>
-            <w:proofErr w:type="spellEnd"/>
           </w:p>
           <w:p>
             <w:pPr>
@@ -3802,7 +3803,7 @@
         </w:tc>
         <w:tc>
           <w:tcPr>
-            <w:tcW w:w="2364" w:type="dxa"/>
+            <w:tcW w:w="2427" w:type="dxa"/>
           </w:tcPr>
           <w:p>
             <w:pPr>
@@ -3812,7 +3813,6 @@
                 <w:szCs w:val="20"/>
               </w:rPr>
             </w:pPr>
-            <w:proofErr w:type="spellStart"/>
             <w:r>
               <w:rPr>
                 <w:rFonts w:ascii="Cambria Math" w:eastAsia="Aptos" w:hAnsi="Cambria Math" w:cs="Times New Roman"/>
@@ -3821,7 +3821,6 @@
               </w:rPr>
               <w:t>active_cycle</w:t>
             </w:r>
-            <w:proofErr w:type="spellEnd"/>
           </w:p>
           <w:p>
             <w:pPr>
@@ -4006,7 +4005,7 @@
         </w:tc>
         <w:tc>
           <w:tcPr>
-            <w:tcW w:w="2364" w:type="dxa"/>
+            <w:tcW w:w="2427" w:type="dxa"/>
           </w:tcPr>
           <w:p>
             <w:pPr>

--- a/docs/definitions.docx
+++ b/docs/definitions.docx
@@ -3449,6 +3449,15 @@
                         <w:szCs w:val="20"/>
                         <w:lang w:val="en-GB"/>
                       </w:rPr>
+                      <m:t>c,</m:t>
+                    </m:r>
+                    <m:r>
+                      <w:rPr>
+                        <w:rFonts w:ascii="Cambria Math" w:eastAsia="Aptos" w:hAnsi="Cambria Math" w:cs="Times New Roman"/>
+                        <w:sz w:val="20"/>
+                        <w:szCs w:val="20"/>
+                        <w:lang w:val="en-GB"/>
+                      </w:rPr>
                       <m:t>s</m:t>
                     </m:r>
                   </m:sub>
@@ -3480,6 +3489,33 @@
                     <w:lang w:val="en-GB"/>
                   </w:rPr>
                   <m:t>s∈{1,…,M}</m:t>
+                </m:r>
+              </m:oMath>
+            </m:oMathPara>
+          </w:p>
+          <w:p>
+            <w:pPr>
+              <w:rPr>
+                <w:rFonts w:ascii="Cambria Math" w:eastAsia="Aptos" w:hAnsi="Cambria Math" w:cs="Times New Roman"/>
+                <w:sz w:val="20"/>
+                <w:szCs w:val="20"/>
+                <w:lang w:val="en-GB"/>
+              </w:rPr>
+            </w:pPr>
+            <m:oMathPara>
+              <m:oMathParaPr>
+                <m:jc m:val="left"/>
+              </m:oMathParaPr>
+              <m:oMath>
+                <m:r>
+                  <w:rPr>
+                    <w:rFonts w:ascii="Cambria Math" w:eastAsia="Aptos" w:hAnsi="Cambria Math" w:cs="Times New Roman"/>
+                    <w:color w:val="0070C0"/>
+                    <w:sz w:val="20"/>
+                    <w:szCs w:val="20"/>
+                    <w:lang w:val="en-GB"/>
+                  </w:rPr>
+                  <m:t>c∈C</m:t>
                 </m:r>
               </m:oMath>
             </m:oMathPara>
@@ -6128,6 +6164,7 @@
   <w:style w:type="character" w:default="1" w:styleId="DefaultParagraphFont">
     <w:name w:val="Default Paragraph Font"/>
     <w:uiPriority w:val="1"/>
+    <w:semiHidden/>
     <w:unhideWhenUsed/>
   </w:style>
   <w:style w:type="table" w:default="1" w:styleId="TableNormal">

--- a/docs/definitions.docx
+++ b/docs/definitions.docx
@@ -3275,7 +3275,7 @@
           </w:tcPr>
           <w:p>
             <w:r>
-              <w:t>REPLACED: dynamic reserve clones, one per shiftID, count = max(1, floor(reserve_clone_ratio * required staff)), class = original + 1</w:t>
+              <w:t>REPLACED: dynamic reserve clones, one per shiftID, count = max(1, floor(reserve_clone_ratio * required staff)), class = min(original + 1, 10)</w:t>
             </w:r>
           </w:p>
         </w:tc>
@@ -3293,7 +3293,7 @@
           </w:tcPr>
           <w:p>
             <w:r>
-              <w:t>clones of all 4 dataset shifts: 1 each, classes 3/8/6/11</w:t>
+              <w:t>clones of all 4 dataset shifts: 1 each, classes 3/8/6/10</w:t>
             </w:r>
           </w:p>
         </w:tc>
@@ -3323,7 +3323,7 @@
           </w:tcPr>
           <w:p>
             <w:r>
-              <w:t>called inside readShiftSet before the explode; class 11 exceeds the 1-10 Beliebtheit scale (ordinal, flagged for the report)</w:t>
+              <w:t>called inside readShiftSet before the explode; class capped at 10 (team 2026-07-09), so the nightweekend clone shares class 10 with its original</w:t>
             </w:r>
           </w:p>
         </w:tc>

--- a/docs/definitions.docx
+++ b/docs/definitions.docx
@@ -1751,17 +1751,17 @@
           </w:tcPr>
           <w:p>
             <w:r>
-              <w:t>input</w:t>
-            </w:r>
-          </w:p>
-        </w:tc>
-        <w:tc>
-          <w:tcPr>
-            <w:tcW w:type="dxa" w:w="1360"/>
-          </w:tcPr>
-          <w:p>
-            <w:r>
-              <w:t>objective mode: 1 = lexicographic (priority = weight), 0 = blended weighted sum</w:t>
+              <w:t>weights</w:t>
+            </w:r>
+          </w:p>
+        </w:tc>
+        <w:tc>
+          <w:tcPr>
+            <w:tcW w:type="dxa" w:w="1360"/>
+          </w:tcPr>
+          <w:p>
+            <w:r>
+              <w:t>weight: Pesch6 weekend-duty balance</w:t>
             </w:r>
           </w:p>
         </w:tc>
@@ -1779,37 +1779,37 @@
           </w:tcPr>
           <w:p>
             <w:r>
-              <w:t>1 or 0</w:t>
-            </w:r>
-          </w:p>
-        </w:tc>
-        <w:tc>
-          <w:tcPr>
-            <w:tcW w:type="dxa" w:w="1360"/>
-          </w:tcPr>
-          <w:p>
-            <w:r>
-              <w:t>OBJ_BY_PRIORITY</w:t>
-            </w:r>
-          </w:p>
-        </w:tc>
-        <w:tc>
-          <w:tcPr>
-            <w:tcW w:type="dxa" w:w="1360"/>
-          </w:tcPr>
-          <w:p>
-            <w:r>
-              <w:t>bool</w:t>
-            </w:r>
-          </w:p>
-        </w:tc>
-        <w:tc>
-          <w:tcPr>
-            <w:tcW w:type="dxa" w:w="1360"/>
-          </w:tcPr>
-          <w:p>
-            <w:r>
-              <w:t>from obj_by_priority; blended mode uses plain setObjective (multi-objective wrapper measured much slower)</w:t>
+              <w:t>10</w:t>
+            </w:r>
+          </w:p>
+        </w:tc>
+        <w:tc>
+          <w:tcPr>
+            <w:tcW w:type="dxa" w:w="1360"/>
+          </w:tcPr>
+          <w:p>
+            <w:r>
+              <w:t>W_PESCH6</w:t>
+            </w:r>
+          </w:p>
+        </w:tc>
+        <w:tc>
+          <w:tcPr>
+            <w:tcW w:type="dxa" w:w="1360"/>
+          </w:tcPr>
+          <w:p>
+            <w:r>
+              <w:t>int</w:t>
+            </w:r>
+          </w:p>
+        </w:tc>
+        <w:tc>
+          <w:tcPr>
+            <w:tcW w:type="dxa" w:w="1360"/>
+          </w:tcPr>
+          <w:p>
+            <w:r>
+              <w:t>twin of Pesch7</w:t>
             </w:r>
           </w:p>
         </w:tc>
@@ -1851,7 +1851,7 @@
           </w:tcPr>
           <w:p>
             <w:r>
-              <w:t>solver time limit in seconds</w:t>
+              <w:t>objective mode: 1 = lexicographic (priority = weight), 0 = blended weighted sum</w:t>
             </w:r>
           </w:p>
         </w:tc>
@@ -1869,37 +1869,37 @@
           </w:tcPr>
           <w:p>
             <w:r>
-              <w:t>300</w:t>
-            </w:r>
-          </w:p>
-        </w:tc>
-        <w:tc>
-          <w:tcPr>
-            <w:tcW w:type="dxa" w:w="1360"/>
-          </w:tcPr>
-          <w:p>
-            <w:r>
-              <w:t>params["solver_time_limit"]</w:t>
-            </w:r>
-          </w:p>
-        </w:tc>
-        <w:tc>
-          <w:tcPr>
-            <w:tcW w:type="dxa" w:w="1360"/>
-          </w:tcPr>
-          <w:p>
-            <w:r>
-              <w:t>float</w:t>
-            </w:r>
-          </w:p>
-        </w:tc>
-        <w:tc>
-          <w:tcPr>
-            <w:tcW w:type="dxa" w:w="1360"/>
-          </w:tcPr>
-          <w:p>
-            <w:r>
-              <w:t>was hard-coded 10; model needs ~110s to reach the 18-week region</w:t>
+              <w:t>1 or 0</w:t>
+            </w:r>
+          </w:p>
+        </w:tc>
+        <w:tc>
+          <w:tcPr>
+            <w:tcW w:type="dxa" w:w="1360"/>
+          </w:tcPr>
+          <w:p>
+            <w:r>
+              <w:t>OBJ_BY_PRIORITY</w:t>
+            </w:r>
+          </w:p>
+        </w:tc>
+        <w:tc>
+          <w:tcPr>
+            <w:tcW w:type="dxa" w:w="1360"/>
+          </w:tcPr>
+          <w:p>
+            <w:r>
+              <w:t>bool</w:t>
+            </w:r>
+          </w:p>
+        </w:tc>
+        <w:tc>
+          <w:tcPr>
+            <w:tcW w:type="dxa" w:w="1360"/>
+          </w:tcPr>
+          <w:p>
+            <w:r>
+              <w:t>from obj_by_priority; blended mode uses plain setObjective (multi-objective wrapper measured much slower)</w:t>
             </w:r>
           </w:p>
         </w:tc>
@@ -1941,7 +1941,7 @@
           </w:tcPr>
           <w:p>
             <w:r>
-              <w:t>reserve stand-by ratio</w:t>
+              <w:t>solver time limit in seconds</w:t>
             </w:r>
           </w:p>
         </w:tc>
@@ -1959,17 +1959,17 @@
           </w:tcPr>
           <w:p>
             <w:r>
-              <w:t>0.2</w:t>
-            </w:r>
-          </w:p>
-        </w:tc>
-        <w:tc>
-          <w:tcPr>
-            <w:tcW w:type="dxa" w:w="1360"/>
-          </w:tcPr>
-          <w:p>
-            <w:r>
-              <w:t>params["reserve_clone_ratio"]</w:t>
+              <w:t>300</w:t>
+            </w:r>
+          </w:p>
+        </w:tc>
+        <w:tc>
+          <w:tcPr>
+            <w:tcW w:type="dxa" w:w="1360"/>
+          </w:tcPr>
+          <w:p>
+            <w:r>
+              <w:t>params["solver_time_limit"]</w:t>
             </w:r>
           </w:p>
         </w:tc>
@@ -1989,7 +1989,7 @@
           </w:tcPr>
           <w:p>
             <w:r>
-              <w:t>clones per shift = max(1, floor(ratio * required staff))</w:t>
+              <w:t>was hard-coded 10; model needs ~110s to reach the 18-week region</w:t>
             </w:r>
           </w:p>
         </w:tc>
@@ -2297,7 +2297,7 @@
           </w:tcPr>
           <w:p>
             <w:r>
-              <w:t>weight: Pesch3 (a.k.a. Pesch8) class changes</w:t>
+              <w:t>weight: Pesch8 class changes, total over the Turnusauswahl (letter criterion 8)</w:t>
             </w:r>
           </w:p>
         </w:tc>
@@ -2385,7 +2385,7 @@
           </w:tcPr>
           <w:p>
             <w:r>
-              <w:t>weight: Pesch5 type changes (relabeled from Pesch3, team 2026-07-08)</w:t>
+              <w:t>weight: Pesch3 type changes, total over the Turnusauswahl (letter criterion 3)</w:t>
             </w:r>
           </w:p>
         </w:tc>
@@ -2413,7 +2413,7 @@
           </w:tcPr>
           <w:p>
             <w:r>
-              <w:t>W_PESCH5</w:t>
+              <w:t>W_PESCH3</w:t>
             </w:r>
           </w:p>
         </w:tc>
@@ -2651,7 +2651,7 @@
           </w:tcPr>
           <w:p>
             <w:r>
-              <w:t>weight: Pesch7 night-duty balance</w:t>
+              <w:t>weight: Pesch5 type changes inside each Turnusgruppe (min-max over cycles)</w:t>
             </w:r>
           </w:p>
         </w:tc>
@@ -2679,7 +2679,7 @@
           </w:tcPr>
           <w:p>
             <w:r>
-              <w:t>W_PESCH7</w:t>
+              <w:t>W_PESCH5</w:t>
             </w:r>
           </w:p>
         </w:tc>
@@ -2699,7 +2699,7 @@
           </w:tcPr>
           <w:p>
             <w:r>
-              <w:t>Ben; restored after merge corruption</w:t>
+              <w:t>letter criterion 5</w:t>
             </w:r>
           </w:p>
         </w:tc>
@@ -2741,7 +2741,7 @@
           </w:tcPr>
           <w:p>
             <w:r>
-              <w:t>weight: Pesch6 weekend-duty balance</w:t>
+              <w:t>weight: Pesch7 night-duty balance</w:t>
             </w:r>
           </w:p>
         </w:tc>
@@ -2769,7 +2769,7 @@
           </w:tcPr>
           <w:p>
             <w:r>
-              <w:t>W_PESCH6</w:t>
+              <w:t>W_PESCH7</w:t>
             </w:r>
           </w:p>
         </w:tc>
@@ -2789,7 +2789,7 @@
           </w:tcPr>
           <w:p>
             <w:r>
-              <w:t>twin of Pesch7</w:t>
+              <w:t>Ben; restored after merge corruption</w:t>
             </w:r>
           </w:p>
         </w:tc>
@@ -4203,7 +4203,7 @@
           </w:tcPr>
           <w:p>
             <w:r>
-              <w:t>Pesch5 grouping</w:t>
+              <w:t>Pesch3/Pesch5 grouping</w:t>
             </w:r>
           </w:p>
         </w:tc>
@@ -4317,27 +4317,27 @@
           </w:tcPr>
           <w:p>
             <w:r>
-              <w:t>data</w:t>
-            </w:r>
-          </w:p>
-        </w:tc>
-        <w:tc>
-          <w:tcPr>
-            <w:tcW w:type="dxa" w:w="1360"/>
-          </w:tcPr>
-          <w:p>
-            <w:r>
-              <w:t>derived</w:t>
-            </w:r>
-          </w:p>
-        </w:tc>
-        <w:tc>
-          <w:tcPr>
-            <w:tcW w:type="dxa" w:w="1360"/>
-          </w:tcPr>
-          <w:p>
-            <w:r>
-              <w:t>night shift ids by clock time (end &lt;= start), excl. freeDay</w:t>
+              <w:t>parameter</w:t>
+            </w:r>
+          </w:p>
+        </w:tc>
+        <w:tc>
+          <w:tcPr>
+            <w:tcW w:type="dxa" w:w="1360"/>
+          </w:tcPr>
+          <w:p>
+            <w:r>
+              <w:t>input</w:t>
+            </w:r>
+          </w:p>
+        </w:tc>
+        <w:tc>
+          <w:tcPr>
+            <w:tcW w:type="dxa" w:w="1360"/>
+          </w:tcPr>
+          <w:p>
+            <w:r>
+              <w:t>reserve stand-by ratio</w:t>
             </w:r>
           </w:p>
         </w:tc>
@@ -4354,36 +4354,38 @@
             <w:tcW w:type="dxa" w:w="1360"/>
           </w:tcPr>
           <w:p>
-            <w:r/>
-          </w:p>
-        </w:tc>
-        <w:tc>
-          <w:tcPr>
-            <w:tcW w:type="dxa" w:w="1360"/>
-          </w:tcPr>
-          <w:p>
-            <w:r>
-              <w:t>overnight_ids / NIGHT_IDS</w:t>
-            </w:r>
-          </w:p>
-        </w:tc>
-        <w:tc>
-          <w:tcPr>
-            <w:tcW w:type="dxa" w:w="1360"/>
-          </w:tcPr>
-          <w:p>
-            <w:r>
-              <w:t>list/set[str]</w:t>
-            </w:r>
-          </w:p>
-        </w:tc>
-        <w:tc>
-          <w:tcPr>
-            <w:tcW w:type="dxa" w:w="1360"/>
-          </w:tcPr>
-          <w:p>
-            <w:r>
-              <w:t>drives Pesch7; clones qualify automatically</w:t>
+            <w:r>
+              <w:t>0.2</w:t>
+            </w:r>
+          </w:p>
+        </w:tc>
+        <w:tc>
+          <w:tcPr>
+            <w:tcW w:type="dxa" w:w="1360"/>
+          </w:tcPr>
+          <w:p>
+            <w:r>
+              <w:t>params["reserve_clone_ratio"]</w:t>
+            </w:r>
+          </w:p>
+        </w:tc>
+        <w:tc>
+          <w:tcPr>
+            <w:tcW w:type="dxa" w:w="1360"/>
+          </w:tcPr>
+          <w:p>
+            <w:r>
+              <w:t>float</w:t>
+            </w:r>
+          </w:p>
+        </w:tc>
+        <w:tc>
+          <w:tcPr>
+            <w:tcW w:type="dxa" w:w="1360"/>
+          </w:tcPr>
+          <w:p>
+            <w:r>
+              <w:t>clones per shift = max(1, floor(ratio * required staff))</w:t>
             </w:r>
           </w:p>
         </w:tc>
@@ -5491,27 +5493,27 @@
           </w:tcPr>
           <w:p>
             <w:r>
-              <w:t>variable</w:t>
-            </w:r>
-          </w:p>
-        </w:tc>
-        <w:tc>
-          <w:tcPr>
-            <w:tcW w:type="dxa" w:w="1360"/>
-          </w:tcPr>
-          <w:p>
-            <w:r>
-              <w:t>decision</w:t>
-            </w:r>
-          </w:p>
-        </w:tc>
-        <w:tc>
-          <w:tcPr>
-            <w:tcW w:type="dxa" w:w="1360"/>
-          </w:tcPr>
-          <w:p>
-            <w:r>
-              <w:t>Pesch7 night-hour gap between neighbour cycles</w:t>
+              <w:t>data</w:t>
+            </w:r>
+          </w:p>
+        </w:tc>
+        <w:tc>
+          <w:tcPr>
+            <w:tcW w:type="dxa" w:w="1360"/>
+          </w:tcPr>
+          <w:p>
+            <w:r>
+              <w:t>derived</w:t>
+            </w:r>
+          </w:p>
+        </w:tc>
+        <w:tc>
+          <w:tcPr>
+            <w:tcW w:type="dxa" w:w="1360"/>
+          </w:tcPr>
+          <w:p>
+            <w:r>
+              <w:t>night shift ids by clock time (end &lt;= start), excl. freeDay</w:t>
             </w:r>
           </w:p>
         </w:tc>
@@ -5528,38 +5530,36 @@
             <w:tcW w:type="dxa" w:w="1360"/>
           </w:tcPr>
           <w:p>
-            <w:r>
-              <w:t>&gt;= 0</w:t>
-            </w:r>
-          </w:p>
-        </w:tc>
-        <w:tc>
-          <w:tcPr>
-            <w:tcW w:type="dxa" w:w="1360"/>
-          </w:tcPr>
-          <w:p>
-            <w:r>
-              <w:t>d7_pos / d7_neg</w:t>
-            </w:r>
-          </w:p>
-        </w:tc>
-        <w:tc>
-          <w:tcPr>
-            <w:tcW w:type="dxa" w:w="1360"/>
-          </w:tcPr>
-          <w:p>
-            <w:r>
-              <w:t>continuous</w:t>
-            </w:r>
-          </w:p>
-        </w:tc>
-        <w:tc>
-          <w:tcPr>
-            <w:tcW w:type="dxa" w:w="1360"/>
-          </w:tcPr>
-          <w:p>
-            <w:r>
-              <w:t>per cycle pair; Big-M gate on inactive cycles</w:t>
+            <w:r/>
+          </w:p>
+        </w:tc>
+        <w:tc>
+          <w:tcPr>
+            <w:tcW w:type="dxa" w:w="1360"/>
+          </w:tcPr>
+          <w:p>
+            <w:r>
+              <w:t>overnight_ids / NIGHT_IDS</w:t>
+            </w:r>
+          </w:p>
+        </w:tc>
+        <w:tc>
+          <w:tcPr>
+            <w:tcW w:type="dxa" w:w="1360"/>
+          </w:tcPr>
+          <w:p>
+            <w:r>
+              <w:t>list/set[str]</w:t>
+            </w:r>
+          </w:p>
+        </w:tc>
+        <w:tc>
+          <w:tcPr>
+            <w:tcW w:type="dxa" w:w="1360"/>
+          </w:tcPr>
+          <w:p>
+            <w:r>
+              <w:t>drives Pesch7; clones qualify automatically</w:t>
             </w:r>
           </w:p>
         </w:tc>
@@ -5601,16 +5601,18 @@
           </w:tcPr>
           <w:p>
             <w:r>
-              <w:t>Pesch6 weekend-hour gap between neighbour cycles</w:t>
-            </w:r>
-          </w:p>
-        </w:tc>
-        <w:tc>
-          <w:tcPr>
-            <w:tcW w:type="dxa" w:w="1360"/>
-          </w:tcPr>
-          <w:p>
-            <w:r/>
+              <w:t>Pesch5 worst-cycle type changes (min-max)</w:t>
+            </w:r>
+          </w:p>
+        </w:tc>
+        <w:tc>
+          <w:tcPr>
+            <w:tcW w:type="dxa" w:w="1360"/>
+          </w:tcPr>
+          <w:p>
+            <w:r>
+              <w:t>p5max &gt;= cycle_type_changes[c]</w:t>
+            </w:r>
           </w:p>
         </w:tc>
         <w:tc>
@@ -5629,27 +5631,27 @@
           </w:tcPr>
           <w:p>
             <w:r>
-              <w:t>d6_pos / d6_neg</w:t>
-            </w:r>
-          </w:p>
-        </w:tc>
-        <w:tc>
-          <w:tcPr>
-            <w:tcW w:type="dxa" w:w="1360"/>
-          </w:tcPr>
-          <w:p>
-            <w:r>
-              <w:t>continuous</w:t>
-            </w:r>
-          </w:p>
-        </w:tc>
-        <w:tc>
-          <w:tcPr>
-            <w:tcW w:type="dxa" w:w="1360"/>
-          </w:tcPr>
-          <w:p>
-            <w:r>
-              <w:t>per cycle pair; Big-M gate on inactive cycles</w:t>
+              <w:t>p5max / cycle_type_changes</w:t>
+            </w:r>
+          </w:p>
+        </w:tc>
+        <w:tc>
+          <w:tcPr>
+            <w:tcW w:type="dxa" w:w="1360"/>
+          </w:tcPr>
+          <w:p>
+            <w:r>
+              <w:t>continuous / dict[c,LinExpr]</w:t>
+            </w:r>
+          </w:p>
+        </w:tc>
+        <w:tc>
+          <w:tcPr>
+            <w:tcW w:type="dxa" w:w="1360"/>
+          </w:tcPr>
+          <w:p>
+            <w:r>
+              <w:t>reuses Pesch3 type_diff counters split per cycle</w:t>
             </w:r>
           </w:p>
         </w:tc>
@@ -6115,27 +6117,27 @@
           </w:tcPr>
           <w:p>
             <w:r>
-              <w:t>expr</w:t>
-            </w:r>
-          </w:p>
-        </w:tc>
-        <w:tc>
-          <w:tcPr>
-            <w:tcW w:type="dxa" w:w="1360"/>
-          </w:tcPr>
-          <w:p>
-            <w:r>
-              <w:t>derived</w:t>
-            </w:r>
-          </w:p>
-        </w:tc>
-        <w:tc>
-          <w:tcPr>
-            <w:tcW w:type="dxa" w:w="1360"/>
-          </w:tcPr>
-          <w:p>
-            <w:r>
-              <w:t>night presence hours per cycle</w:t>
+              <w:t>variable</w:t>
+            </w:r>
+          </w:p>
+        </w:tc>
+        <w:tc>
+          <w:tcPr>
+            <w:tcW w:type="dxa" w:w="1360"/>
+          </w:tcPr>
+          <w:p>
+            <w:r>
+              <w:t>decision</w:t>
+            </w:r>
+          </w:p>
+        </w:tc>
+        <w:tc>
+          <w:tcPr>
+            <w:tcW w:type="dxa" w:w="1360"/>
+          </w:tcPr>
+          <w:p>
+            <w:r>
+              <w:t>Pesch7 night-hour gap between neighbour cycles</w:t>
             </w:r>
           </w:p>
         </w:tc>
@@ -6152,36 +6154,38 @@
             <w:tcW w:type="dxa" w:w="1360"/>
           </w:tcPr>
           <w:p>
-            <w:r/>
-          </w:p>
-        </w:tc>
-        <w:tc>
-          <w:tcPr>
-            <w:tcW w:type="dxa" w:w="1360"/>
-          </w:tcPr>
-          <w:p>
-            <w:r>
-              <w:t>night_hours</w:t>
-            </w:r>
-          </w:p>
-        </w:tc>
-        <w:tc>
-          <w:tcPr>
-            <w:tcW w:type="dxa" w:w="1360"/>
-          </w:tcPr>
-          <w:p>
-            <w:r>
-              <w:t>dict[c,LinExpr]</w:t>
-            </w:r>
-          </w:p>
-        </w:tc>
-        <w:tc>
-          <w:tcPr>
-            <w:tcW w:type="dxa" w:w="1360"/>
-          </w:tcPr>
-          <w:p>
-            <w:r>
-              <w:t>Pesch7</w:t>
+            <w:r>
+              <w:t>&gt;= 0</w:t>
+            </w:r>
+          </w:p>
+        </w:tc>
+        <w:tc>
+          <w:tcPr>
+            <w:tcW w:type="dxa" w:w="1360"/>
+          </w:tcPr>
+          <w:p>
+            <w:r>
+              <w:t>d7_pos / d7_neg</w:t>
+            </w:r>
+          </w:p>
+        </w:tc>
+        <w:tc>
+          <w:tcPr>
+            <w:tcW w:type="dxa" w:w="1360"/>
+          </w:tcPr>
+          <w:p>
+            <w:r>
+              <w:t>continuous</w:t>
+            </w:r>
+          </w:p>
+        </w:tc>
+        <w:tc>
+          <w:tcPr>
+            <w:tcW w:type="dxa" w:w="1360"/>
+          </w:tcPr>
+          <w:p>
+            <w:r>
+              <w:t>per cycle pair; Big-M gate on inactive cycles</w:t>
             </w:r>
           </w:p>
         </w:tc>
@@ -6203,27 +6207,27 @@
           </w:tcPr>
           <w:p>
             <w:r>
-              <w:t>expr</w:t>
-            </w:r>
-          </w:p>
-        </w:tc>
-        <w:tc>
-          <w:tcPr>
-            <w:tcW w:type="dxa" w:w="1360"/>
-          </w:tcPr>
-          <w:p>
-            <w:r>
-              <w:t>derived</w:t>
-            </w:r>
-          </w:p>
-        </w:tc>
-        <w:tc>
-          <w:tcPr>
-            <w:tcW w:type="dxa" w:w="1360"/>
-          </w:tcPr>
-          <w:p>
-            <w:r>
-              <w:t>weekend presence hours per cycle (days 6+7)</w:t>
+              <w:t>variable</w:t>
+            </w:r>
+          </w:p>
+        </w:tc>
+        <w:tc>
+          <w:tcPr>
+            <w:tcW w:type="dxa" w:w="1360"/>
+          </w:tcPr>
+          <w:p>
+            <w:r>
+              <w:t>decision</w:t>
+            </w:r>
+          </w:p>
+        </w:tc>
+        <w:tc>
+          <w:tcPr>
+            <w:tcW w:type="dxa" w:w="1360"/>
+          </w:tcPr>
+          <w:p>
+            <w:r>
+              <w:t>Pesch6 weekend-hour gap between neighbour cycles</w:t>
             </w:r>
           </w:p>
         </w:tc>
@@ -6240,36 +6244,38 @@
             <w:tcW w:type="dxa" w:w="1360"/>
           </w:tcPr>
           <w:p>
-            <w:r/>
-          </w:p>
-        </w:tc>
-        <w:tc>
-          <w:tcPr>
-            <w:tcW w:type="dxa" w:w="1360"/>
-          </w:tcPr>
-          <w:p>
-            <w:r>
-              <w:t>weekend_hours</w:t>
-            </w:r>
-          </w:p>
-        </w:tc>
-        <w:tc>
-          <w:tcPr>
-            <w:tcW w:type="dxa" w:w="1360"/>
-          </w:tcPr>
-          <w:p>
-            <w:r>
-              <w:t>dict[c,LinExpr]</w:t>
-            </w:r>
-          </w:p>
-        </w:tc>
-        <w:tc>
-          <w:tcPr>
-            <w:tcW w:type="dxa" w:w="1360"/>
-          </w:tcPr>
-          <w:p>
-            <w:r>
-              <w:t>Pesch6</w:t>
+            <w:r>
+              <w:t>&gt;= 0</w:t>
+            </w:r>
+          </w:p>
+        </w:tc>
+        <w:tc>
+          <w:tcPr>
+            <w:tcW w:type="dxa" w:w="1360"/>
+          </w:tcPr>
+          <w:p>
+            <w:r>
+              <w:t>d6_pos / d6_neg</w:t>
+            </w:r>
+          </w:p>
+        </w:tc>
+        <w:tc>
+          <w:tcPr>
+            <w:tcW w:type="dxa" w:w="1360"/>
+          </w:tcPr>
+          <w:p>
+            <w:r>
+              <w:t>continuous</w:t>
+            </w:r>
+          </w:p>
+        </w:tc>
+        <w:tc>
+          <w:tcPr>
+            <w:tcW w:type="dxa" w:w="1360"/>
+          </w:tcPr>
+          <w:p>
+            <w:r>
+              <w:t>per cycle pair; Big-M gate on inactive cycles</w:t>
             </w:r>
           </w:p>
         </w:tc>
@@ -6311,7 +6317,7 @@
           </w:tcPr>
           <w:p>
             <w:r>
-              <w:t>list of (name, expression, weight) for all 9 objectives</w:t>
+              <w:t>night presence hours per cycle</w:t>
             </w:r>
           </w:p>
         </w:tc>
@@ -6337,27 +6343,27 @@
           </w:tcPr>
           <w:p>
             <w:r>
-              <w:t>objective_terms</w:t>
-            </w:r>
-          </w:p>
-        </w:tc>
-        <w:tc>
-          <w:tcPr>
-            <w:tcW w:type="dxa" w:w="1360"/>
-          </w:tcPr>
-          <w:p>
-            <w:r>
-              <w:t>list</w:t>
-            </w:r>
-          </w:p>
-        </w:tc>
-        <w:tc>
-          <w:tcPr>
-            <w:tcW w:type="dxa" w:w="1360"/>
-          </w:tcPr>
-          <w:p>
-            <w:r>
-              <w:t>single source for both objective modes and the diagnostics</w:t>
+              <w:t>night_hours</w:t>
+            </w:r>
+          </w:p>
+        </w:tc>
+        <w:tc>
+          <w:tcPr>
+            <w:tcW w:type="dxa" w:w="1360"/>
+          </w:tcPr>
+          <w:p>
+            <w:r>
+              <w:t>dict[c,LinExpr]</w:t>
+            </w:r>
+          </w:p>
+        </w:tc>
+        <w:tc>
+          <w:tcPr>
+            <w:tcW w:type="dxa" w:w="1360"/>
+          </w:tcPr>
+          <w:p>
+            <w:r>
+              <w:t>Pesch7</w:t>
             </w:r>
           </w:p>
         </w:tc>
@@ -6728,7 +6734,7 @@
     <w:p/>
     <w:p>
       <w:r>
-        <w:t>Objective: 9 criteria collected in objective_terms = [(name, expression, weight)]: workers, Pesch1 dev, Pesch2 share, Pesch3 class changes, Pesch5 type changes, Pesch0 presence balance, Pesch4 weekly spread, Pesch7 night balance, Pesch6 weekend balance.</w:t>
+        <w:t>Objective: 10 criteria collected in objective_terms = [(name, expression, weight)]: workers, Pesch1 dev, Pesch2 share, Pesch8 class changes (TA), Pesch3 type changes (TA), Pesch5 worst-cycle type changes (Turnusgruppe), Pesch0 presence balance, Pesch4 weekly spread, Pesch7 night balance, Pesch6 weekend balance.</w:t>
       </w:r>
     </w:p>
     <w:p>
@@ -6908,7 +6914,7 @@
           </w:tcPr>
           <w:p>
             <w:r>
-              <w:t>sum_{c,w} x[c,w,d,s] &gt;= 1 if d in shift's weekdays else &lt;= 0</w:t>
+              <w:t>sum_{c,w} x[c,w,d,s] == 1 if d in shift weekdays else &lt;= 0</w:t>
             </w:r>
           </w:p>
         </w:tc>
@@ -6918,7 +6924,7 @@
           </w:tcPr>
           <w:p>
             <w:r>
-              <w:t>every staff copy of every shift covered on each of its days</w:t>
+              <w:t>every staff slot of every shift covered EXACTLY once on each of its days (was &gt;= 1: the solver padded weekly hours with duplicate slots)</w:t>
             </w:r>
           </w:p>
         </w:tc>
@@ -7402,7 +7408,7 @@
           </w:tcPr>
           <w:p>
             <w:r>
-              <w:t>Pesch3 (a.k.a. Pesch8)</w:t>
+              <w:t>Pesch8</w:t>
             </w:r>
           </w:p>
         </w:tc>
@@ -7422,7 +7428,7 @@
           </w:tcPr>
           <w:p>
             <w:r>
-              <w:t>minimize day-by-day CLASS changes (Beliebtheit); freeDay carries no class</w:t>
+              <w:t>minimize day-by-day CLASS changes, total over the Turnusauswahl (letter criterion 8); freeDay carries no class</w:t>
             </w:r>
           </w:p>
         </w:tc>
@@ -7444,7 +7450,7 @@
           </w:tcPr>
           <w:p>
             <w:r>
-              <w:t>Pesch5</w:t>
+              <w:t>Pesch3</w:t>
             </w:r>
           </w:p>
         </w:tc>
@@ -7464,7 +7470,7 @@
           </w:tcPr>
           <w:p>
             <w:r>
-              <w:t>minimize day-by-day TYPE changes (base shiftID); relabeled from Pesch3 (team 2026-07-08); identical numbers to the class version while type&lt;-&gt;class is 1:1</w:t>
+              <w:t>minimize day-by-day TYPE changes (base shiftID), total over the Turnusauswahl (letter criterion 3); numbers match Pesch8 while type&lt;-&gt;class is 1:1</w:t>
             </w:r>
           </w:p>
         </w:tc>
@@ -7549,6 +7555,48 @@
           <w:p>
             <w:r>
               <w:t>equal average weekly presence per cycle (email criterion 0); proxy: equal totals, valid via c07 +-1 week</w:t>
+            </w:r>
+          </w:p>
+        </w:tc>
+        <w:tc>
+          <w:tcPr>
+            <w:tcW w:type="dxa" w:w="3060"/>
+          </w:tcPr>
+          <w:p>
+            <w:r>
+              <w:t>active</w:t>
+            </w:r>
+          </w:p>
+        </w:tc>
+      </w:tr>
+      <w:tr>
+        <w:tc>
+          <w:tcPr>
+            <w:tcW w:type="dxa" w:w="3060"/>
+          </w:tcPr>
+          <w:p>
+            <w:r>
+              <w:t>Pesch5</w:t>
+            </w:r>
+          </w:p>
+        </w:tc>
+        <w:tc>
+          <w:tcPr>
+            <w:tcW w:type="dxa" w:w="3060"/>
+          </w:tcPr>
+          <w:p>
+            <w:r>
+              <w:t>p5max &gt;= 0.5 * sum type_diff[c,...] per cycle; minimize p5max</w:t>
+            </w:r>
+          </w:p>
+        </w:tc>
+        <w:tc>
+          <w:tcPr>
+            <w:tcW w:type="dxa" w:w="3060"/>
+          </w:tcPr>
+          <w:p>
+            <w:r>
+              <w:t>type changes inside each Turnusgruppe (letter criterion 5): minimize the WORST cycle, so no single cycle absorbs all the jumping</w:t>
             </w:r>
           </w:p>
         </w:tc>
